--- a/files/vn vitae 2018.docx
+++ b/files/vn vitae 2018.docx
@@ -34,13 +34,31 @@
           <w:lang w:val="es-CL"/>
         </w:rPr>
       </w:pPr>
-      <w:r>
-        <w:rPr>
-          <w:rFonts w:ascii="Times New Roman" w:hAnsi="Times New Roman"/>
-          <w:lang w:val="es-CL"/>
-        </w:rPr>
-        <w:t>Ph.D. Candidate</w:t>
-      </w:r>
+      <w:proofErr w:type="spellStart"/>
+      <w:r>
+        <w:rPr>
+          <w:rFonts w:ascii="Times New Roman" w:hAnsi="Times New Roman"/>
+          <w:lang w:val="es-CL"/>
+        </w:rPr>
+        <w:t>Ph.D</w:t>
+      </w:r>
+      <w:proofErr w:type="spellEnd"/>
+      <w:r>
+        <w:rPr>
+          <w:rFonts w:ascii="Times New Roman" w:hAnsi="Times New Roman"/>
+          <w:lang w:val="es-CL"/>
+        </w:rPr>
+        <w:t xml:space="preserve">. </w:t>
+      </w:r>
+      <w:proofErr w:type="spellStart"/>
+      <w:r>
+        <w:rPr>
+          <w:rFonts w:ascii="Times New Roman" w:hAnsi="Times New Roman"/>
+          <w:lang w:val="es-CL"/>
+        </w:rPr>
+        <w:t>Candidate</w:t>
+      </w:r>
+      <w:proofErr w:type="spellEnd"/>
     </w:p>
     <w:p>
       <w:pPr>
@@ -174,8 +192,6 @@
         </w:rPr>
         <w:t>May</w:t>
       </w:r>
-      <w:bookmarkStart w:id="0" w:name="_GoBack"/>
-      <w:bookmarkEnd w:id="0"/>
       <w:r>
         <w:rPr>
           <w:rFonts w:ascii="Times New Roman" w:hAnsi="Times New Roman"/>
@@ -1453,13 +1469,47 @@
                 <w:lang w:val="en-US"/>
               </w:rPr>
             </w:pPr>
+            <w:proofErr w:type="spellStart"/>
             <w:r>
               <w:rPr>
                 <w:rFonts w:ascii="Times New Roman" w:hAnsi="Times New Roman"/>
                 <w:lang w:val="en-US"/>
               </w:rPr>
-              <w:t>Sociedad Chilena de Etología</w:t>
+              <w:t>Sociedad</w:t>
             </w:r>
+            <w:proofErr w:type="spellEnd"/>
+            <w:r>
+              <w:rPr>
+                <w:rFonts w:ascii="Times New Roman" w:hAnsi="Times New Roman"/>
+                <w:lang w:val="en-US"/>
+              </w:rPr>
+              <w:t xml:space="preserve"> </w:t>
+            </w:r>
+            <w:proofErr w:type="spellStart"/>
+            <w:r>
+              <w:rPr>
+                <w:rFonts w:ascii="Times New Roman" w:hAnsi="Times New Roman"/>
+                <w:lang w:val="en-US"/>
+              </w:rPr>
+              <w:t>Chilena</w:t>
+            </w:r>
+            <w:proofErr w:type="spellEnd"/>
+            <w:r>
+              <w:rPr>
+                <w:rFonts w:ascii="Times New Roman" w:hAnsi="Times New Roman"/>
+                <w:lang w:val="en-US"/>
+              </w:rPr>
+              <w:t xml:space="preserve"> de </w:t>
+            </w:r>
+            <w:proofErr w:type="spellStart"/>
+            <w:r>
+              <w:rPr>
+                <w:rFonts w:ascii="Times New Roman" w:hAnsi="Times New Roman"/>
+                <w:lang w:val="en-US"/>
+              </w:rPr>
+              <w:t>Etología</w:t>
+            </w:r>
+            <w:proofErr w:type="spellEnd"/>
           </w:p>
         </w:tc>
       </w:tr>
@@ -1651,7 +1701,23 @@
                 <w:rFonts w:ascii="Times New Roman" w:hAnsi="Times New Roman"/>
                 <w:lang w:val="en-US"/>
               </w:rPr>
-              <w:t>Co-Lecturer (with Prof. Ronald Betancourt Mainhard).</w:t>
+              <w:t xml:space="preserve">Co-Lecturer (with Prof. Ronald Betancourt </w:t>
+            </w:r>
+            <w:proofErr w:type="spellStart"/>
+            <w:r>
+              <w:rPr>
+                <w:rFonts w:ascii="Times New Roman" w:hAnsi="Times New Roman"/>
+                <w:lang w:val="en-US"/>
+              </w:rPr>
+              <w:t>Mainhard</w:t>
+            </w:r>
+            <w:proofErr w:type="spellEnd"/>
+            <w:r>
+              <w:rPr>
+                <w:rFonts w:ascii="Times New Roman" w:hAnsi="Times New Roman"/>
+                <w:lang w:val="en-US"/>
+              </w:rPr>
+              <w:t>).</w:t>
             </w:r>
             <w:r>
               <w:rPr>
@@ -1865,6 +1931,7 @@
                 <w:lang w:val="es-CL"/>
               </w:rPr>
             </w:pPr>
+            <w:proofErr w:type="spellStart"/>
             <w:r>
               <w:rPr>
                 <w:rFonts w:ascii="Times New Roman" w:hAnsi="Times New Roman"/>
@@ -1878,7 +1945,31 @@
                 <w:rFonts w:ascii="Times New Roman" w:hAnsi="Times New Roman"/>
                 <w:lang w:val="es-CL"/>
               </w:rPr>
-              <w:t>eacher Assistant.</w:t>
+              <w:t>eacher</w:t>
+            </w:r>
+            <w:proofErr w:type="spellEnd"/>
+            <w:r>
+              <w:rPr>
+                <w:rFonts w:ascii="Times New Roman" w:hAnsi="Times New Roman"/>
+                <w:lang w:val="es-CL"/>
+              </w:rPr>
+              <w:t xml:space="preserve"> </w:t>
+            </w:r>
+            <w:proofErr w:type="spellStart"/>
+            <w:r>
+              <w:rPr>
+                <w:rFonts w:ascii="Times New Roman" w:hAnsi="Times New Roman"/>
+                <w:lang w:val="es-CL"/>
+              </w:rPr>
+              <w:t>Assistant</w:t>
+            </w:r>
+            <w:proofErr w:type="spellEnd"/>
+            <w:r>
+              <w:rPr>
+                <w:rFonts w:ascii="Times New Roman" w:hAnsi="Times New Roman"/>
+                <w:lang w:val="es-CL"/>
+              </w:rPr>
+              <w:t>.</w:t>
             </w:r>
             <w:r>
               <w:rPr>
@@ -1955,6 +2046,7 @@
               </w:rPr>
               <w:t xml:space="preserve">    </w:t>
             </w:r>
+            <w:proofErr w:type="spellStart"/>
             <w:r>
               <w:rPr>
                 <w:rFonts w:ascii="Times New Roman" w:hAnsi="Times New Roman"/>
@@ -1963,6 +2055,7 @@
               </w:rPr>
               <w:t>Psychology</w:t>
             </w:r>
+            <w:proofErr w:type="spellEnd"/>
           </w:p>
           <w:p>
             <w:pPr>
@@ -1975,12 +2068,37 @@
                 <w:lang w:val="en-US"/>
               </w:rPr>
             </w:pPr>
+            <w:proofErr w:type="spellStart"/>
             <w:r>
               <w:rPr>
                 <w:rFonts w:ascii="Times New Roman" w:hAnsi="Times New Roman"/>
                 <w:lang w:val="es-CL"/>
               </w:rPr>
-              <w:t xml:space="preserve">Teacher Assistant. Escuela de Psicología, Universidad Alberto Hurtado. </w:t>
+              <w:t>Teacher</w:t>
+            </w:r>
+            <w:proofErr w:type="spellEnd"/>
+            <w:r>
+              <w:rPr>
+                <w:rFonts w:ascii="Times New Roman" w:hAnsi="Times New Roman"/>
+                <w:lang w:val="es-CL"/>
+              </w:rPr>
+              <w:t xml:space="preserve"> </w:t>
+            </w:r>
+            <w:proofErr w:type="spellStart"/>
+            <w:r>
+              <w:rPr>
+                <w:rFonts w:ascii="Times New Roman" w:hAnsi="Times New Roman"/>
+                <w:lang w:val="es-CL"/>
+              </w:rPr>
+              <w:t>Assistant</w:t>
+            </w:r>
+            <w:proofErr w:type="spellEnd"/>
+            <w:r>
+              <w:rPr>
+                <w:rFonts w:ascii="Times New Roman" w:hAnsi="Times New Roman"/>
+                <w:lang w:val="es-CL"/>
+              </w:rPr>
+              <w:t xml:space="preserve">. Escuela de Psicología, Universidad Alberto Hurtado. </w:t>
             </w:r>
             <w:r>
               <w:rPr>
@@ -2007,7 +2125,39 @@
                 <w:lang w:val="en-US"/>
               </w:rPr>
               <w:lastRenderedPageBreak/>
-              <w:t xml:space="preserve">Teacher Assistant. Programa de Bachillerato, Universidad de Chile. </w:t>
+              <w:t xml:space="preserve">Teacher Assistant. </w:t>
+            </w:r>
+            <w:proofErr w:type="spellStart"/>
+            <w:r>
+              <w:rPr>
+                <w:rFonts w:ascii="Times New Roman" w:hAnsi="Times New Roman"/>
+                <w:lang w:val="en-US"/>
+              </w:rPr>
+              <w:t>Programa</w:t>
+            </w:r>
+            <w:proofErr w:type="spellEnd"/>
+            <w:r>
+              <w:rPr>
+                <w:rFonts w:ascii="Times New Roman" w:hAnsi="Times New Roman"/>
+                <w:lang w:val="en-US"/>
+              </w:rPr>
+              <w:t xml:space="preserve"> de </w:t>
+            </w:r>
+            <w:proofErr w:type="spellStart"/>
+            <w:r>
+              <w:rPr>
+                <w:rFonts w:ascii="Times New Roman" w:hAnsi="Times New Roman"/>
+                <w:lang w:val="en-US"/>
+              </w:rPr>
+              <w:t>Bachillerato</w:t>
+            </w:r>
+            <w:proofErr w:type="spellEnd"/>
+            <w:r>
+              <w:rPr>
+                <w:rFonts w:ascii="Times New Roman" w:hAnsi="Times New Roman"/>
+                <w:lang w:val="en-US"/>
+              </w:rPr>
+              <w:t xml:space="preserve">, Universidad de Chile. </w:t>
             </w:r>
             <w:r>
               <w:rPr>
@@ -2194,7 +2344,7 @@
     <w:p>
       <w:pPr>
         <w:pStyle w:val="NoSpacing"/>
-        <w:ind w:left="706" w:hanging="706"/>
+        <w:spacing w:line="276" w:lineRule="auto"/>
         <w:jc w:val="both"/>
         <w:rPr>
           <w:rFonts w:ascii="Times New Roman" w:hAnsi="Times New Roman"/>
@@ -2212,8 +2362,32 @@
           <w:szCs w:val="24"/>
           <w:lang w:val="en-US"/>
         </w:rPr>
-        <w:t>Under review</w:t>
-      </w:r>
+        <w:t>In preparation</w:t>
+      </w:r>
+      <w:r>
+        <w:rPr>
+          <w:rFonts w:ascii="Times New Roman" w:hAnsi="Times New Roman"/>
+          <w:i/>
+          <w:sz w:val="24"/>
+          <w:szCs w:val="24"/>
+          <w:lang w:val="en-US"/>
+        </w:rPr>
+        <w:t xml:space="preserve"> or under review</w:t>
+      </w:r>
+    </w:p>
+    <w:p>
+      <w:pPr>
+        <w:pStyle w:val="NoSpacing"/>
+        <w:spacing w:line="276" w:lineRule="auto"/>
+        <w:jc w:val="both"/>
+        <w:rPr>
+          <w:rFonts w:ascii="Times New Roman" w:hAnsi="Times New Roman"/>
+          <w:i/>
+          <w:sz w:val="24"/>
+          <w:szCs w:val="24"/>
+          <w:lang w:val="en-US"/>
+        </w:rPr>
+      </w:pPr>
     </w:p>
     <w:p>
       <w:pPr>
@@ -2227,6 +2401,15 @@
           <w:lang w:val="en-US"/>
         </w:rPr>
       </w:pPr>
+      <w:r>
+        <w:rPr>
+          <w:rFonts w:ascii="Times New Roman" w:hAnsi="Times New Roman"/>
+          <w:sz w:val="24"/>
+          <w:szCs w:val="24"/>
+          <w:lang w:val="en-US"/>
+        </w:rPr>
+        <w:t>Navarro, V. M., &amp; Wasserman, E. A. Target-background congruency and pigeons’ superordinate categorization behavior.</w:t>
+      </w:r>
     </w:p>
     <w:p>
       <w:pPr>
@@ -2240,34 +2423,6 @@
           <w:lang w:val="en-US"/>
         </w:rPr>
       </w:pPr>
-      <w:r>
-        <w:rPr>
-          <w:rFonts w:ascii="Times New Roman" w:hAnsi="Times New Roman"/>
-          <w:sz w:val="24"/>
-          <w:szCs w:val="24"/>
-          <w:lang w:val="en-US"/>
-        </w:rPr>
-        <w:t xml:space="preserve">Navarro, V. M., Jani, R., &amp; Wasserman, E. A.  Pigeon category learning: Revisiting the Shepard, Hovland, and Jenkins (1961) tasks. </w:t>
-      </w:r>
-      <w:r>
-        <w:rPr>
-          <w:rFonts w:ascii="Times New Roman" w:hAnsi="Times New Roman"/>
-          <w:i/>
-          <w:sz w:val="24"/>
-          <w:szCs w:val="24"/>
-          <w:lang w:val="en-US"/>
-        </w:rPr>
-        <w:t>Cognition</w:t>
-      </w:r>
-      <w:r>
-        <w:rPr>
-          <w:rFonts w:ascii="Times New Roman" w:hAnsi="Times New Roman"/>
-          <w:sz w:val="24"/>
-          <w:szCs w:val="24"/>
-          <w:lang w:val="en-US"/>
-        </w:rPr>
-        <w:t>.</w:t>
-      </w:r>
     </w:p>
     <w:p>
       <w:pPr>
@@ -2281,6 +2436,15 @@
           <w:lang w:val="en-US"/>
         </w:rPr>
       </w:pPr>
+      <w:r>
+        <w:rPr>
+          <w:rFonts w:ascii="Times New Roman" w:hAnsi="Times New Roman"/>
+          <w:sz w:val="24"/>
+          <w:szCs w:val="24"/>
+          <w:lang w:val="en-US"/>
+        </w:rPr>
+        <w:t>Navarro, V. M., &amp; Wasserman, E. A. Humans show evidence for bidirectional associations during the acquisition of complex associative networks.</w:t>
+      </w:r>
     </w:p>
     <w:p>
       <w:pPr>
@@ -2289,22 +2453,11 @@
         <w:jc w:val="both"/>
         <w:rPr>
           <w:rFonts w:ascii="Times New Roman" w:hAnsi="Times New Roman"/>
-          <w:i/>
-          <w:sz w:val="24"/>
-          <w:szCs w:val="24"/>
-          <w:lang w:val="en-US"/>
-        </w:rPr>
-      </w:pPr>
-      <w:r>
-        <w:rPr>
-          <w:rFonts w:ascii="Times New Roman" w:hAnsi="Times New Roman"/>
-          <w:i/>
-          <w:sz w:val="24"/>
-          <w:szCs w:val="24"/>
-          <w:lang w:val="en-US"/>
-        </w:rPr>
-        <w:t>In preparation</w:t>
-      </w:r>
+          <w:sz w:val="24"/>
+          <w:szCs w:val="24"/>
+          <w:lang w:val="en-US"/>
+        </w:rPr>
+      </w:pPr>
     </w:p>
     <w:p>
       <w:pPr>
@@ -2318,6 +2471,15 @@
           <w:lang w:val="en-US"/>
         </w:rPr>
       </w:pPr>
+      <w:r>
+        <w:rPr>
+          <w:rFonts w:ascii="Times New Roman" w:hAnsi="Times New Roman"/>
+          <w:sz w:val="24"/>
+          <w:szCs w:val="24"/>
+          <w:lang w:val="en-US"/>
+        </w:rPr>
+        <w:t>Navarro, V. M., McMurray, B., &amp; Wasserman, E. A. Pigeons’ use of positive and negative information in learning rich associative networks.</w:t>
+      </w:r>
     </w:p>
     <w:p>
       <w:pPr>
@@ -2331,15 +2493,6 @@
           <w:lang w:val="en-US"/>
         </w:rPr>
       </w:pPr>
-      <w:r>
-        <w:rPr>
-          <w:rFonts w:ascii="Times New Roman" w:hAnsi="Times New Roman"/>
-          <w:sz w:val="24"/>
-          <w:szCs w:val="24"/>
-          <w:lang w:val="en-US"/>
-        </w:rPr>
-        <w:t>Navarro, V. M., Zhao, X., &amp; Wasserman, E. A. Perceptual integrality and separability of three-dimensional visual stimuli in the pigeon.</w:t>
-      </w:r>
     </w:p>
     <w:p>
       <w:pPr>
@@ -2353,6 +2506,64 @@
           <w:lang w:val="en-US"/>
         </w:rPr>
       </w:pPr>
+      <w:r>
+        <w:rPr>
+          <w:rFonts w:ascii="Times New Roman" w:hAnsi="Times New Roman"/>
+          <w:sz w:val="24"/>
+          <w:szCs w:val="24"/>
+          <w:lang w:val="en-US"/>
+        </w:rPr>
+        <w:t xml:space="preserve">Castro, L., </w:t>
+      </w:r>
+      <w:proofErr w:type="spellStart"/>
+      <w:r>
+        <w:rPr>
+          <w:rFonts w:ascii="Times New Roman" w:hAnsi="Times New Roman"/>
+          <w:sz w:val="24"/>
+          <w:szCs w:val="24"/>
+          <w:lang w:val="en-US"/>
+        </w:rPr>
+        <w:t>Savic</w:t>
+      </w:r>
+      <w:proofErr w:type="spellEnd"/>
+      <w:r>
+        <w:rPr>
+          <w:rFonts w:ascii="Times New Roman" w:hAnsi="Times New Roman"/>
+          <w:sz w:val="24"/>
+          <w:szCs w:val="24"/>
+          <w:lang w:val="en-US"/>
+        </w:rPr>
+        <w:t xml:space="preserve">, O., Navarro, V. M., </w:t>
+      </w:r>
+      <w:proofErr w:type="spellStart"/>
+      <w:r>
+        <w:rPr>
+          <w:rFonts w:ascii="Times New Roman" w:hAnsi="Times New Roman"/>
+          <w:sz w:val="24"/>
+          <w:szCs w:val="24"/>
+          <w:lang w:val="en-US"/>
+        </w:rPr>
+        <w:t>Sloutsky</w:t>
+      </w:r>
+      <w:proofErr w:type="spellEnd"/>
+      <w:r>
+        <w:rPr>
+          <w:rFonts w:ascii="Times New Roman" w:hAnsi="Times New Roman"/>
+          <w:sz w:val="24"/>
+          <w:szCs w:val="24"/>
+          <w:lang w:val="en-US"/>
+        </w:rPr>
+        <w:t>, V., Wasserman</w:t>
+      </w:r>
+      <w:r>
+        <w:rPr>
+          <w:rFonts w:ascii="Times New Roman" w:hAnsi="Times New Roman"/>
+          <w:sz w:val="24"/>
+          <w:szCs w:val="24"/>
+          <w:lang w:val="en-US"/>
+        </w:rPr>
+        <w:t>, E. A. Selective and distributed attention in human and pigeon category learning.</w:t>
+      </w:r>
     </w:p>
     <w:p>
       <w:pPr>
@@ -2366,15 +2577,6 @@
           <w:lang w:val="en-US"/>
         </w:rPr>
       </w:pPr>
-      <w:r>
-        <w:rPr>
-          <w:rFonts w:ascii="Times New Roman" w:hAnsi="Times New Roman"/>
-          <w:sz w:val="24"/>
-          <w:szCs w:val="24"/>
-          <w:lang w:val="en-US"/>
-        </w:rPr>
-        <w:t>Navarro, V. M., Wasserman, E. A., &amp; Slomka, P. Pigeons categorize visual images of human cardiac damage.</w:t>
-      </w:r>
     </w:p>
     <w:p>
       <w:pPr>
@@ -2383,11 +2585,22 @@
         <w:jc w:val="both"/>
         <w:rPr>
           <w:rFonts w:ascii="Times New Roman" w:hAnsi="Times New Roman"/>
-          <w:sz w:val="24"/>
-          <w:szCs w:val="24"/>
-          <w:lang w:val="en-US"/>
-        </w:rPr>
-      </w:pPr>
+          <w:i/>
+          <w:sz w:val="24"/>
+          <w:szCs w:val="24"/>
+          <w:lang w:val="en-US"/>
+        </w:rPr>
+      </w:pPr>
+      <w:r>
+        <w:rPr>
+          <w:rFonts w:ascii="Times New Roman" w:hAnsi="Times New Roman"/>
+          <w:i/>
+          <w:sz w:val="24"/>
+          <w:szCs w:val="24"/>
+          <w:lang w:val="en-US"/>
+        </w:rPr>
+        <w:t>Published or in press</w:t>
+      </w:r>
     </w:p>
     <w:p>
       <w:pPr>
@@ -2396,20 +2609,12 @@
         <w:jc w:val="both"/>
         <w:rPr>
           <w:rFonts w:ascii="Times New Roman" w:hAnsi="Times New Roman"/>
-          <w:sz w:val="24"/>
-          <w:szCs w:val="24"/>
-          <w:lang w:val="en-US"/>
-        </w:rPr>
-      </w:pPr>
-      <w:r>
-        <w:rPr>
-          <w:rFonts w:ascii="Times New Roman" w:hAnsi="Times New Roman"/>
-          <w:sz w:val="24"/>
-          <w:szCs w:val="24"/>
-          <w:lang w:val="en-US"/>
-        </w:rPr>
-        <w:t>Navarro, V. M., &amp; Wasserman, E. A. Target-background congruency and pigeons’ superordinate categorization behavior.</w:t>
-      </w:r>
+          <w:i/>
+          <w:sz w:val="24"/>
+          <w:szCs w:val="24"/>
+          <w:lang w:val="en-US"/>
+        </w:rPr>
+      </w:pPr>
     </w:p>
     <w:p>
       <w:pPr>
@@ -2418,11 +2623,93 @@
         <w:jc w:val="both"/>
         <w:rPr>
           <w:rFonts w:ascii="Times New Roman" w:hAnsi="Times New Roman"/>
-          <w:sz w:val="24"/>
-          <w:szCs w:val="24"/>
-          <w:lang w:val="en-US"/>
-        </w:rPr>
-      </w:pPr>
+          <w:i/>
+          <w:sz w:val="24"/>
+          <w:szCs w:val="24"/>
+          <w:lang w:val="en-US"/>
+        </w:rPr>
+      </w:pPr>
+      <w:r>
+        <w:rPr>
+          <w:rFonts w:ascii="Times New Roman" w:hAnsi="Times New Roman"/>
+          <w:sz w:val="24"/>
+          <w:szCs w:val="24"/>
+          <w:lang w:val="en-US"/>
+        </w:rPr>
+        <w:t xml:space="preserve">Navarro, V. M., &amp; Wasserman, E. A. </w:t>
+      </w:r>
+      <w:r>
+        <w:rPr>
+          <w:rFonts w:ascii="Times New Roman" w:hAnsi="Times New Roman"/>
+          <w:sz w:val="24"/>
+          <w:szCs w:val="24"/>
+          <w:lang w:val="en-US"/>
+        </w:rPr>
+        <w:t xml:space="preserve">(in press). </w:t>
+      </w:r>
+      <w:r>
+        <w:rPr>
+          <w:rFonts w:ascii="Times New Roman" w:hAnsi="Times New Roman"/>
+          <w:sz w:val="24"/>
+          <w:szCs w:val="24"/>
+          <w:lang w:val="en-US"/>
+        </w:rPr>
+        <w:t xml:space="preserve">Bidirectional conditioning: Revisiting </w:t>
+      </w:r>
+      <w:proofErr w:type="spellStart"/>
+      <w:r>
+        <w:rPr>
+          <w:rFonts w:ascii="Times New Roman" w:hAnsi="Times New Roman"/>
+          <w:sz w:val="24"/>
+          <w:szCs w:val="24"/>
+          <w:lang w:val="en-US"/>
+        </w:rPr>
+        <w:t>Asratyan’s</w:t>
+      </w:r>
+      <w:proofErr w:type="spellEnd"/>
+      <w:r>
+        <w:rPr>
+          <w:rFonts w:ascii="Times New Roman" w:hAnsi="Times New Roman"/>
+          <w:sz w:val="24"/>
+          <w:szCs w:val="24"/>
+          <w:lang w:val="en-US"/>
+        </w:rPr>
+        <w:t xml:space="preserve"> ‘alternating’ training technique</w:t>
+      </w:r>
+      <w:r>
+        <w:rPr>
+          <w:rFonts w:ascii="Times New Roman" w:hAnsi="Times New Roman"/>
+          <w:sz w:val="24"/>
+          <w:szCs w:val="24"/>
+          <w:lang w:val="en-US"/>
+        </w:rPr>
+        <w:t>.</w:t>
+      </w:r>
+      <w:r>
+        <w:rPr>
+          <w:rFonts w:ascii="Times New Roman" w:hAnsi="Times New Roman"/>
+          <w:sz w:val="24"/>
+          <w:szCs w:val="24"/>
+          <w:lang w:val="en-US"/>
+        </w:rPr>
+        <w:t xml:space="preserve"> </w:t>
+      </w:r>
+      <w:r>
+        <w:rPr>
+          <w:rFonts w:ascii="Times New Roman" w:hAnsi="Times New Roman"/>
+          <w:i/>
+          <w:lang w:val="en-US"/>
+        </w:rPr>
+        <w:t>Neurobiology of Learning and Memory</w:t>
+      </w:r>
+      <w:r>
+        <w:rPr>
+          <w:rFonts w:ascii="Times New Roman" w:hAnsi="Times New Roman"/>
+          <w:i/>
+          <w:lang w:val="en-US"/>
+        </w:rPr>
+        <w:t>.</w:t>
+      </w:r>
     </w:p>
     <w:p>
       <w:pPr>
@@ -2436,15 +2723,6 @@
           <w:lang w:val="en-US"/>
         </w:rPr>
       </w:pPr>
-      <w:r>
-        <w:rPr>
-          <w:rFonts w:ascii="Times New Roman" w:hAnsi="Times New Roman"/>
-          <w:sz w:val="24"/>
-          <w:szCs w:val="24"/>
-          <w:lang w:val="en-US"/>
-        </w:rPr>
-        <w:t>Navarro, V. M., McMurray, B., &amp; Wasserman, E. A. Pigeons’ use of positive and negative information in learning rich associative networks.</w:t>
-      </w:r>
     </w:p>
     <w:p>
       <w:pPr>
@@ -2458,6 +2736,72 @@
           <w:lang w:val="en-US"/>
         </w:rPr>
       </w:pPr>
+      <w:r>
+        <w:rPr>
+          <w:rFonts w:ascii="Times New Roman" w:hAnsi="Times New Roman"/>
+          <w:sz w:val="24"/>
+          <w:szCs w:val="24"/>
+          <w:lang w:val="en-US"/>
+        </w:rPr>
+        <w:t xml:space="preserve">Navarro, V. M., Wasserman, E. A., &amp; </w:t>
+      </w:r>
+      <w:proofErr w:type="spellStart"/>
+      <w:r>
+        <w:rPr>
+          <w:rFonts w:ascii="Times New Roman" w:hAnsi="Times New Roman"/>
+          <w:sz w:val="24"/>
+          <w:szCs w:val="24"/>
+          <w:lang w:val="en-US"/>
+        </w:rPr>
+        <w:t>Slomka</w:t>
+      </w:r>
+      <w:proofErr w:type="spellEnd"/>
+      <w:r>
+        <w:rPr>
+          <w:rFonts w:ascii="Times New Roman" w:hAnsi="Times New Roman"/>
+          <w:sz w:val="24"/>
+          <w:szCs w:val="24"/>
+          <w:lang w:val="en-US"/>
+        </w:rPr>
+        <w:t xml:space="preserve">, P. </w:t>
+      </w:r>
+      <w:r>
+        <w:rPr>
+          <w:rFonts w:ascii="Times New Roman" w:hAnsi="Times New Roman"/>
+          <w:sz w:val="24"/>
+          <w:szCs w:val="24"/>
+          <w:lang w:val="en-US"/>
+        </w:rPr>
+        <w:t xml:space="preserve">(in press). </w:t>
+      </w:r>
+      <w:r>
+        <w:rPr>
+          <w:rFonts w:ascii="Times New Roman" w:hAnsi="Times New Roman"/>
+          <w:sz w:val="24"/>
+          <w:szCs w:val="24"/>
+          <w:lang w:val="en-US"/>
+        </w:rPr>
+        <w:t>Taking Pigeons to Heart: Birds Proficiently Diagnose Human Cardiac Disease</w:t>
+      </w:r>
+      <w:r>
+        <w:rPr>
+          <w:rFonts w:ascii="Times New Roman" w:hAnsi="Times New Roman"/>
+          <w:sz w:val="24"/>
+          <w:szCs w:val="24"/>
+          <w:lang w:val="en-US"/>
+        </w:rPr>
+        <w:t xml:space="preserve">. </w:t>
+      </w:r>
+      <w:r>
+        <w:rPr>
+          <w:rFonts w:ascii="Times New Roman" w:hAnsi="Times New Roman"/>
+          <w:i/>
+          <w:sz w:val="24"/>
+          <w:szCs w:val="24"/>
+          <w:lang w:val="en-US"/>
+        </w:rPr>
+        <w:t>Learning and Behavior.</w:t>
+      </w:r>
     </w:p>
     <w:p>
       <w:pPr>
@@ -2471,26 +2815,6 @@
           <w:lang w:val="en-US"/>
         </w:rPr>
       </w:pPr>
-      <w:r>
-        <w:rPr>
-          <w:rFonts w:ascii="Times New Roman" w:hAnsi="Times New Roman"/>
-          <w:i/>
-          <w:sz w:val="24"/>
-          <w:szCs w:val="24"/>
-          <w:lang w:val="en-US"/>
-        </w:rPr>
-        <w:t>Published</w:t>
-      </w:r>
-      <w:r>
-        <w:rPr>
-          <w:rFonts w:ascii="Times New Roman" w:hAnsi="Times New Roman"/>
-          <w:i/>
-          <w:sz w:val="24"/>
-          <w:szCs w:val="24"/>
-          <w:lang w:val="en-US"/>
-        </w:rPr>
-        <w:t xml:space="preserve"> or in press</w:t>
-      </w:r>
     </w:p>
     <w:p>
       <w:pPr>
@@ -2504,6 +2828,139 @@
           <w:lang w:val="en-US"/>
         </w:rPr>
       </w:pPr>
+      <w:r>
+        <w:rPr>
+          <w:rFonts w:ascii="Times New Roman" w:hAnsi="Times New Roman"/>
+          <w:sz w:val="24"/>
+          <w:szCs w:val="24"/>
+          <w:lang w:val="en-US"/>
+        </w:rPr>
+        <w:t>Navarro, V. M.</w:t>
+      </w:r>
+      <w:r>
+        <w:rPr>
+          <w:rFonts w:ascii="Times New Roman" w:hAnsi="Times New Roman"/>
+          <w:sz w:val="24"/>
+          <w:szCs w:val="24"/>
+          <w:lang w:val="en-US"/>
+        </w:rPr>
+        <w:t xml:space="preserve">, </w:t>
+      </w:r>
+      <w:proofErr w:type="spellStart"/>
+      <w:r>
+        <w:rPr>
+          <w:rFonts w:ascii="Times New Roman" w:hAnsi="Times New Roman"/>
+          <w:sz w:val="24"/>
+          <w:szCs w:val="24"/>
+          <w:lang w:val="en-US"/>
+        </w:rPr>
+        <w:t>Jani</w:t>
+      </w:r>
+      <w:proofErr w:type="spellEnd"/>
+      <w:r>
+        <w:rPr>
+          <w:rFonts w:ascii="Times New Roman" w:hAnsi="Times New Roman"/>
+          <w:sz w:val="24"/>
+          <w:szCs w:val="24"/>
+          <w:lang w:val="en-US"/>
+        </w:rPr>
+        <w:t xml:space="preserve">, R., &amp; Wasserman, E. A. </w:t>
+      </w:r>
+      <w:r>
+        <w:rPr>
+          <w:rFonts w:ascii="Times New Roman" w:hAnsi="Times New Roman"/>
+          <w:sz w:val="24"/>
+          <w:szCs w:val="24"/>
+          <w:lang w:val="en-US"/>
+        </w:rPr>
+        <w:t xml:space="preserve">Pigeon category learning: Revisiting the Shepard, </w:t>
+      </w:r>
+      <w:proofErr w:type="spellStart"/>
+      <w:r>
+        <w:rPr>
+          <w:rFonts w:ascii="Times New Roman" w:hAnsi="Times New Roman"/>
+          <w:sz w:val="24"/>
+          <w:szCs w:val="24"/>
+          <w:lang w:val="en-US"/>
+        </w:rPr>
+        <w:t>Hovland</w:t>
+      </w:r>
+      <w:proofErr w:type="spellEnd"/>
+      <w:r>
+        <w:rPr>
+          <w:rFonts w:ascii="Times New Roman" w:hAnsi="Times New Roman"/>
+          <w:sz w:val="24"/>
+          <w:szCs w:val="24"/>
+          <w:lang w:val="en-US"/>
+        </w:rPr>
+        <w:t xml:space="preserve">, and Jenkins (1961) tasks. </w:t>
+      </w:r>
+      <w:r>
+        <w:rPr>
+          <w:rFonts w:ascii="Times New Roman" w:hAnsi="Times New Roman"/>
+          <w:sz w:val="24"/>
+          <w:szCs w:val="24"/>
+          <w:lang w:val="en-US"/>
+        </w:rPr>
+        <w:t xml:space="preserve">(2019). </w:t>
+      </w:r>
+      <w:r>
+        <w:rPr>
+          <w:rFonts w:ascii="Times New Roman" w:hAnsi="Times New Roman"/>
+          <w:i/>
+          <w:sz w:val="24"/>
+          <w:szCs w:val="24"/>
+          <w:lang w:val="en-US"/>
+        </w:rPr>
+        <w:t>Journal of Experimental Psychology</w:t>
+      </w:r>
+      <w:r>
+        <w:rPr>
+          <w:rFonts w:ascii="Times New Roman" w:hAnsi="Times New Roman"/>
+          <w:i/>
+          <w:sz w:val="24"/>
+          <w:szCs w:val="24"/>
+          <w:lang w:val="en-US"/>
+        </w:rPr>
+        <w:t>: Animal Learning and Cognition</w:t>
+      </w:r>
+      <w:r>
+        <w:rPr>
+          <w:rFonts w:ascii="Times New Roman" w:hAnsi="Times New Roman"/>
+          <w:i/>
+          <w:sz w:val="24"/>
+          <w:szCs w:val="24"/>
+          <w:lang w:val="en-US"/>
+        </w:rPr>
+        <w:t xml:space="preserve">, </w:t>
+      </w:r>
+      <w:r>
+        <w:rPr>
+          <w:rFonts w:ascii="Times New Roman" w:hAnsi="Times New Roman"/>
+          <w:sz w:val="24"/>
+          <w:szCs w:val="24"/>
+          <w:lang w:val="en-US"/>
+        </w:rPr>
+        <w:t>45(2), 174–184</w:t>
+      </w:r>
+      <w:r>
+        <w:rPr>
+          <w:rFonts w:ascii="Times New Roman" w:hAnsi="Times New Roman"/>
+          <w:sz w:val="24"/>
+          <w:szCs w:val="24"/>
+          <w:lang w:val="en-US"/>
+        </w:rPr>
+        <w:t xml:space="preserve">. </w:t>
+      </w:r>
+      <w:r>
+        <w:rPr>
+          <w:rFonts w:ascii="Times New Roman" w:hAnsi="Times New Roman"/>
+          <w:sz w:val="24"/>
+          <w:szCs w:val="24"/>
+          <w:lang w:val="en-US"/>
+        </w:rPr>
+        <w:t>https://doi.org/10.1037/xan0000198</w:t>
+      </w:r>
     </w:p>
     <w:p>
       <w:pPr>
@@ -2517,43 +2974,6 @@
           <w:lang w:val="en-US"/>
         </w:rPr>
       </w:pPr>
-      <w:r>
-        <w:rPr>
-          <w:rFonts w:ascii="Times New Roman" w:hAnsi="Times New Roman"/>
-          <w:sz w:val="24"/>
-          <w:szCs w:val="24"/>
-          <w:lang w:val="en-US"/>
-        </w:rPr>
-        <w:t xml:space="preserve">Alfaro, F., Navarro, V. M., Laborda, M., &amp; Miguez, G. (in press). </w:t>
-      </w:r>
-      <w:r>
-        <w:rPr>
-          <w:rFonts w:ascii="Times New Roman" w:hAnsi="Times New Roman"/>
-          <w:sz w:val="24"/>
-          <w:szCs w:val="24"/>
-          <w:lang w:val="es-CL"/>
-        </w:rPr>
-        <w:t xml:space="preserve">Rol de estímulos asociados a las claves de extinción en la recuperación de respuesta. </w:t>
-      </w:r>
-      <w:r>
-        <w:rPr>
-          <w:rFonts w:ascii="Times New Roman" w:hAnsi="Times New Roman"/>
-          <w:i/>
-          <w:sz w:val="24"/>
-          <w:szCs w:val="24"/>
-          <w:lang w:val="en-US"/>
-        </w:rPr>
-        <w:t>Psykhe</w:t>
-      </w:r>
-      <w:r>
-        <w:rPr>
-          <w:rFonts w:ascii="Times New Roman" w:hAnsi="Times New Roman"/>
-          <w:sz w:val="24"/>
-          <w:szCs w:val="24"/>
-          <w:lang w:val="en-US"/>
-        </w:rPr>
-        <w:t>.</w:t>
-      </w:r>
     </w:p>
     <w:p>
       <w:pPr>
@@ -2567,6 +2987,92 @@
           <w:lang w:val="en-US"/>
         </w:rPr>
       </w:pPr>
+      <w:r>
+        <w:rPr>
+          <w:rFonts w:ascii="Times New Roman" w:hAnsi="Times New Roman"/>
+          <w:sz w:val="24"/>
+          <w:szCs w:val="24"/>
+          <w:lang w:val="es-CL"/>
+        </w:rPr>
+        <w:t xml:space="preserve">Alfaro, F., Navarro, V. M., Laborda, M., &amp; </w:t>
+      </w:r>
+      <w:proofErr w:type="spellStart"/>
+      <w:r>
+        <w:rPr>
+          <w:rFonts w:ascii="Times New Roman" w:hAnsi="Times New Roman"/>
+          <w:sz w:val="24"/>
+          <w:szCs w:val="24"/>
+          <w:lang w:val="es-CL"/>
+        </w:rPr>
+        <w:t>Miguez</w:t>
+      </w:r>
+      <w:proofErr w:type="spellEnd"/>
+      <w:r>
+        <w:rPr>
+          <w:rFonts w:ascii="Times New Roman" w:hAnsi="Times New Roman"/>
+          <w:sz w:val="24"/>
+          <w:szCs w:val="24"/>
+          <w:lang w:val="es-CL"/>
+        </w:rPr>
+        <w:t>, G. (</w:t>
+      </w:r>
+      <w:r>
+        <w:rPr>
+          <w:rFonts w:ascii="Times New Roman" w:hAnsi="Times New Roman"/>
+          <w:sz w:val="24"/>
+          <w:szCs w:val="24"/>
+          <w:lang w:val="es-CL"/>
+        </w:rPr>
+        <w:t>2019</w:t>
+      </w:r>
+      <w:r>
+        <w:rPr>
+          <w:rFonts w:ascii="Times New Roman" w:hAnsi="Times New Roman"/>
+          <w:sz w:val="24"/>
+          <w:szCs w:val="24"/>
+          <w:lang w:val="es-CL"/>
+        </w:rPr>
+        <w:t xml:space="preserve">). </w:t>
+      </w:r>
+      <w:r>
+        <w:rPr>
+          <w:rFonts w:ascii="Times New Roman" w:hAnsi="Times New Roman"/>
+          <w:sz w:val="24"/>
+          <w:szCs w:val="24"/>
+          <w:lang w:val="es-CL"/>
+        </w:rPr>
+        <w:t xml:space="preserve">Rol de estímulos asociados a las claves de extinción en la recuperación de respuesta. </w:t>
+      </w:r>
+      <w:proofErr w:type="spellStart"/>
+      <w:r>
+        <w:rPr>
+          <w:rFonts w:ascii="Times New Roman" w:hAnsi="Times New Roman"/>
+          <w:i/>
+          <w:sz w:val="24"/>
+          <w:szCs w:val="24"/>
+          <w:lang w:val="en-US"/>
+        </w:rPr>
+        <w:t>Psykhe</w:t>
+      </w:r>
+      <w:proofErr w:type="spellEnd"/>
+      <w:r>
+        <w:rPr>
+          <w:rFonts w:ascii="Times New Roman" w:hAnsi="Times New Roman"/>
+          <w:sz w:val="24"/>
+          <w:szCs w:val="24"/>
+          <w:lang w:val="en-US"/>
+        </w:rPr>
+        <w:t xml:space="preserve">, 24(1). </w:t>
+      </w:r>
+      <w:r>
+        <w:rPr>
+          <w:rFonts w:ascii="Times New Roman" w:hAnsi="Times New Roman"/>
+          <w:sz w:val="24"/>
+          <w:szCs w:val="24"/>
+          <w:lang w:val="en-US"/>
+        </w:rPr>
+        <w:t>http://dx.doi.org/10.7764/psykhe.28.1.1282</w:t>
+      </w:r>
     </w:p>
     <w:p>
       <w:pPr>
@@ -2575,31 +3081,11 @@
         <w:jc w:val="both"/>
         <w:rPr>
           <w:rFonts w:ascii="Times New Roman" w:hAnsi="Times New Roman"/>
-          <w:i/>
-          <w:sz w:val="24"/>
-          <w:szCs w:val="24"/>
-          <w:lang w:val="en-US"/>
-        </w:rPr>
-      </w:pPr>
-      <w:r>
-        <w:rPr>
-          <w:rFonts w:ascii="Times New Roman" w:hAnsi="Times New Roman"/>
-          <w:sz w:val="24"/>
-          <w:szCs w:val="24"/>
-          <w:lang w:val="en-US"/>
-        </w:rPr>
-        <w:t xml:space="preserve">Vyazovska, O. V., Navarro, V. M., &amp; Wasserman, E. A. (in press).  Pigeons deploy selective attention to efficiently learn a stagewise multidimensional visual discrimination task. </w:t>
-      </w:r>
-      <w:r>
-        <w:rPr>
-          <w:rFonts w:ascii="Times New Roman" w:hAnsi="Times New Roman"/>
-          <w:i/>
-          <w:sz w:val="24"/>
-          <w:szCs w:val="24"/>
-          <w:lang w:val="en-US"/>
-        </w:rPr>
-        <w:t>Journal of Experimental Psychology: Animal Learning and Cognition.</w:t>
-      </w:r>
+          <w:sz w:val="24"/>
+          <w:szCs w:val="24"/>
+          <w:lang w:val="en-US"/>
+        </w:rPr>
+      </w:pPr>
     </w:p>
     <w:p>
       <w:pPr>
@@ -2613,6 +3099,111 @@
           <w:lang w:val="en-US"/>
         </w:rPr>
       </w:pPr>
+      <w:proofErr w:type="spellStart"/>
+      <w:r>
+        <w:rPr>
+          <w:rFonts w:ascii="Times New Roman" w:hAnsi="Times New Roman"/>
+          <w:sz w:val="24"/>
+          <w:szCs w:val="24"/>
+          <w:lang w:val="en-US"/>
+        </w:rPr>
+        <w:t>Vyazovska</w:t>
+      </w:r>
+      <w:proofErr w:type="spellEnd"/>
+      <w:r>
+        <w:rPr>
+          <w:rFonts w:ascii="Times New Roman" w:hAnsi="Times New Roman"/>
+          <w:sz w:val="24"/>
+          <w:szCs w:val="24"/>
+          <w:lang w:val="en-US"/>
+        </w:rPr>
+        <w:t>, O. V., Navarro, V. M., &amp; Wasserman, E. A. (</w:t>
+      </w:r>
+      <w:r>
+        <w:rPr>
+          <w:rFonts w:ascii="Times New Roman" w:hAnsi="Times New Roman"/>
+          <w:sz w:val="24"/>
+          <w:szCs w:val="24"/>
+          <w:lang w:val="en-US"/>
+        </w:rPr>
+        <w:t>2019</w:t>
+      </w:r>
+      <w:r>
+        <w:rPr>
+          <w:rFonts w:ascii="Times New Roman" w:hAnsi="Times New Roman"/>
+          <w:sz w:val="24"/>
+          <w:szCs w:val="24"/>
+          <w:lang w:val="en-US"/>
+        </w:rPr>
+        <w:t xml:space="preserve">). </w:t>
+      </w:r>
+      <w:r>
+        <w:rPr>
+          <w:rFonts w:ascii="Times New Roman" w:hAnsi="Times New Roman"/>
+          <w:sz w:val="24"/>
+          <w:szCs w:val="24"/>
+          <w:lang w:val="en-US"/>
+        </w:rPr>
+        <w:t xml:space="preserve">Pigeons deploy selective attention to efficiently learn a </w:t>
+      </w:r>
+      <w:proofErr w:type="spellStart"/>
+      <w:r>
+        <w:rPr>
+          <w:rFonts w:ascii="Times New Roman" w:hAnsi="Times New Roman"/>
+          <w:sz w:val="24"/>
+          <w:szCs w:val="24"/>
+          <w:lang w:val="en-US"/>
+        </w:rPr>
+        <w:t>stagewise</w:t>
+      </w:r>
+      <w:proofErr w:type="spellEnd"/>
+      <w:r>
+        <w:rPr>
+          <w:rFonts w:ascii="Times New Roman" w:hAnsi="Times New Roman"/>
+          <w:sz w:val="24"/>
+          <w:szCs w:val="24"/>
+          <w:lang w:val="en-US"/>
+        </w:rPr>
+        <w:t xml:space="preserve"> multidimensional visual discrimination task. </w:t>
+      </w:r>
+      <w:r>
+        <w:rPr>
+          <w:rFonts w:ascii="Times New Roman" w:hAnsi="Times New Roman"/>
+          <w:i/>
+          <w:sz w:val="24"/>
+          <w:szCs w:val="24"/>
+          <w:lang w:val="en-US"/>
+        </w:rPr>
+        <w:t>Journal of Experimental Psychology</w:t>
+      </w:r>
+      <w:r>
+        <w:rPr>
+          <w:rFonts w:ascii="Times New Roman" w:hAnsi="Times New Roman"/>
+          <w:i/>
+          <w:sz w:val="24"/>
+          <w:szCs w:val="24"/>
+          <w:lang w:val="en-US"/>
+        </w:rPr>
+        <w:t>: Animal Learning and Cognition, 44(2),</w:t>
+      </w:r>
+      <w:r>
+        <w:rPr>
+          <w:rFonts w:ascii="Times New Roman" w:hAnsi="Times New Roman"/>
+          <w:sz w:val="24"/>
+          <w:szCs w:val="24"/>
+          <w:lang w:val="en-US"/>
+        </w:rPr>
+        <w:t xml:space="preserve"> 162-167. </w:t>
+      </w:r>
+      <w:r>
+        <w:rPr>
+          <w:rFonts w:ascii="Times New Roman" w:hAnsi="Times New Roman"/>
+          <w:sz w:val="24"/>
+          <w:szCs w:val="24"/>
+          <w:lang w:val="en-US"/>
+        </w:rPr>
+        <w:t>https://doi.org/10.1037/xan0000168</w:t>
+      </w:r>
     </w:p>
     <w:p>
       <w:pPr>
@@ -2626,52 +3217,6 @@
           <w:lang w:val="en-US"/>
         </w:rPr>
       </w:pPr>
-      <w:r>
-        <w:rPr>
-          <w:rFonts w:ascii="Times New Roman" w:hAnsi="Times New Roman"/>
-          <w:sz w:val="24"/>
-          <w:szCs w:val="24"/>
-          <w:lang w:val="en-US"/>
-        </w:rPr>
-        <w:t>Quezada, V. E., Diaz, M. C., Navarro, V. M., Laborda, M. A., Reppeto, P., Orell</w:t>
-      </w:r>
-      <w:r>
-        <w:rPr>
-          <w:rFonts w:ascii="Times New Roman" w:hAnsi="Times New Roman"/>
-          <w:sz w:val="24"/>
-          <w:szCs w:val="24"/>
-          <w:lang w:val="en-US"/>
-        </w:rPr>
-        <w:t>ana, G., &amp; Betancourt, S. R. (2018</w:t>
-      </w:r>
-      <w:r>
-        <w:rPr>
-          <w:rFonts w:ascii="Times New Roman" w:hAnsi="Times New Roman"/>
-          <w:sz w:val="24"/>
-          <w:szCs w:val="24"/>
-          <w:lang w:val="en-US"/>
-        </w:rPr>
-        <w:t xml:space="preserve">). </w:t>
-      </w:r>
-      <w:r>
-        <w:rPr>
-          <w:rFonts w:ascii="Times New Roman" w:hAnsi="Times New Roman"/>
-          <w:sz w:val="24"/>
-          <w:szCs w:val="24"/>
-          <w:lang w:val="en-US"/>
-        </w:rPr>
-        <w:t xml:space="preserve">Extinction cues do not reduce recovery of extinguished conditioned fear in humans. </w:t>
-      </w:r>
-      <w:r>
-        <w:rPr>
-          <w:rFonts w:ascii="Times New Roman" w:hAnsi="Times New Roman"/>
-          <w:i/>
-          <w:sz w:val="24"/>
-          <w:szCs w:val="24"/>
-          <w:lang w:val="en-US"/>
-        </w:rPr>
-        <w:t>International Journal of Psychology and Psychological Therapy.</w:t>
-      </w:r>
     </w:p>
     <w:p>
       <w:pPr>
@@ -2685,6 +3230,111 @@
           <w:lang w:val="en-US"/>
         </w:rPr>
       </w:pPr>
+      <w:r>
+        <w:rPr>
+          <w:rFonts w:ascii="Times New Roman" w:hAnsi="Times New Roman"/>
+          <w:sz w:val="24"/>
+          <w:szCs w:val="24"/>
+          <w:lang w:val="en-US"/>
+        </w:rPr>
+        <w:t xml:space="preserve">Quezada, V. E., Diaz, M. C., Navarro, V. M., </w:t>
+      </w:r>
+      <w:proofErr w:type="spellStart"/>
+      <w:r>
+        <w:rPr>
+          <w:rFonts w:ascii="Times New Roman" w:hAnsi="Times New Roman"/>
+          <w:sz w:val="24"/>
+          <w:szCs w:val="24"/>
+          <w:lang w:val="en-US"/>
+        </w:rPr>
+        <w:t>Laborda</w:t>
+      </w:r>
+      <w:proofErr w:type="spellEnd"/>
+      <w:r>
+        <w:rPr>
+          <w:rFonts w:ascii="Times New Roman" w:hAnsi="Times New Roman"/>
+          <w:sz w:val="24"/>
+          <w:szCs w:val="24"/>
+          <w:lang w:val="en-US"/>
+        </w:rPr>
+        <w:t xml:space="preserve">, M. A., </w:t>
+      </w:r>
+      <w:proofErr w:type="spellStart"/>
+      <w:r>
+        <w:rPr>
+          <w:rFonts w:ascii="Times New Roman" w:hAnsi="Times New Roman"/>
+          <w:sz w:val="24"/>
+          <w:szCs w:val="24"/>
+          <w:lang w:val="en-US"/>
+        </w:rPr>
+        <w:t>Reppeto</w:t>
+      </w:r>
+      <w:proofErr w:type="spellEnd"/>
+      <w:r>
+        <w:rPr>
+          <w:rFonts w:ascii="Times New Roman" w:hAnsi="Times New Roman"/>
+          <w:sz w:val="24"/>
+          <w:szCs w:val="24"/>
+          <w:lang w:val="en-US"/>
+        </w:rPr>
+        <w:t>, P., Orell</w:t>
+      </w:r>
+      <w:r>
+        <w:rPr>
+          <w:rFonts w:ascii="Times New Roman" w:hAnsi="Times New Roman"/>
+          <w:sz w:val="24"/>
+          <w:szCs w:val="24"/>
+          <w:lang w:val="en-US"/>
+        </w:rPr>
+        <w:t>ana, G., &amp; Betancourt, S. R. (2018</w:t>
+      </w:r>
+      <w:r>
+        <w:rPr>
+          <w:rFonts w:ascii="Times New Roman" w:hAnsi="Times New Roman"/>
+          <w:sz w:val="24"/>
+          <w:szCs w:val="24"/>
+          <w:lang w:val="en-US"/>
+        </w:rPr>
+        <w:t xml:space="preserve">). </w:t>
+      </w:r>
+      <w:r>
+        <w:rPr>
+          <w:rFonts w:ascii="Times New Roman" w:hAnsi="Times New Roman"/>
+          <w:sz w:val="24"/>
+          <w:szCs w:val="24"/>
+          <w:lang w:val="en-US"/>
+        </w:rPr>
+        <w:t xml:space="preserve">Extinction cues do not reduce recovery of extinguished conditioned fear in humans. </w:t>
+      </w:r>
+      <w:r>
+        <w:rPr>
+          <w:rFonts w:ascii="Times New Roman" w:hAnsi="Times New Roman"/>
+          <w:i/>
+          <w:sz w:val="24"/>
+          <w:szCs w:val="24"/>
+          <w:lang w:val="en-US"/>
+        </w:rPr>
+        <w:t>International Journal of Psych</w:t>
+      </w:r>
+      <w:r>
+        <w:rPr>
+          <w:rFonts w:ascii="Times New Roman" w:hAnsi="Times New Roman"/>
+          <w:i/>
+          <w:sz w:val="24"/>
+          <w:szCs w:val="24"/>
+          <w:lang w:val="en-US"/>
+        </w:rPr>
+        <w:t>ology and Psychological Therapy, 18(1)</w:t>
+      </w:r>
+      <w:r>
+        <w:rPr>
+          <w:rFonts w:ascii="Times New Roman" w:hAnsi="Times New Roman"/>
+          <w:sz w:val="24"/>
+          <w:szCs w:val="24"/>
+          <w:lang w:val="en-US"/>
+        </w:rPr>
+        <w:t>, 39-53.</w:t>
+      </w:r>
     </w:p>
     <w:p>
       <w:pPr>
@@ -2698,34 +3348,6 @@
           <w:lang w:val="en-US"/>
         </w:rPr>
       </w:pPr>
-      <w:r>
-        <w:rPr>
-          <w:rFonts w:ascii="Times New Roman" w:hAnsi="Times New Roman"/>
-          <w:sz w:val="24"/>
-          <w:szCs w:val="24"/>
-          <w:lang w:val="en-US"/>
-        </w:rPr>
-        <w:t xml:space="preserve">De Corte, B., Navarro, V. M., &amp; Wasserman, E. A. (2017). Non-cortical magnitude coding of space and time by pigeons. </w:t>
-      </w:r>
-      <w:r>
-        <w:rPr>
-          <w:rFonts w:ascii="Times New Roman" w:hAnsi="Times New Roman"/>
-          <w:i/>
-          <w:sz w:val="24"/>
-          <w:szCs w:val="24"/>
-          <w:lang w:val="en-US"/>
-        </w:rPr>
-        <w:t>Current Biology, 27</w:t>
-      </w:r>
-      <w:r>
-        <w:rPr>
-          <w:rFonts w:ascii="Times New Roman" w:hAnsi="Times New Roman"/>
-          <w:sz w:val="24"/>
-          <w:szCs w:val="24"/>
-          <w:lang w:val="en-US"/>
-        </w:rPr>
-        <w:t>, 1264-1265. http://doi.org/10.1016/j.cub.2017.10.029</w:t>
-      </w:r>
     </w:p>
     <w:p>
       <w:pPr>
@@ -2739,6 +3361,34 @@
           <w:lang w:val="en-US"/>
         </w:rPr>
       </w:pPr>
+      <w:r>
+        <w:rPr>
+          <w:rFonts w:ascii="Times New Roman" w:hAnsi="Times New Roman"/>
+          <w:sz w:val="24"/>
+          <w:szCs w:val="24"/>
+          <w:lang w:val="en-US"/>
+        </w:rPr>
+        <w:t xml:space="preserve">De Corte, B., Navarro, V. M., &amp; Wasserman, E. A. (2017). Non-cortical magnitude coding of space and time by pigeons. </w:t>
+      </w:r>
+      <w:r>
+        <w:rPr>
+          <w:rFonts w:ascii="Times New Roman" w:hAnsi="Times New Roman"/>
+          <w:i/>
+          <w:sz w:val="24"/>
+          <w:szCs w:val="24"/>
+          <w:lang w:val="en-US"/>
+        </w:rPr>
+        <w:t>Current Biology, 27</w:t>
+      </w:r>
+      <w:r>
+        <w:rPr>
+          <w:rFonts w:ascii="Times New Roman" w:hAnsi="Times New Roman"/>
+          <w:sz w:val="24"/>
+          <w:szCs w:val="24"/>
+          <w:lang w:val="en-US"/>
+        </w:rPr>
+        <w:t>, 1264-1265. http://doi.org/10.1016/j.cub.2017.10.029</w:t>
+      </w:r>
     </w:p>
     <w:p>
       <w:pPr>
@@ -2752,14 +3402,38 @@
           <w:lang w:val="en-US"/>
         </w:rPr>
       </w:pPr>
-      <w:r>
-        <w:rPr>
-          <w:rFonts w:ascii="Times New Roman" w:hAnsi="Times New Roman"/>
-          <w:sz w:val="24"/>
-          <w:szCs w:val="24"/>
-          <w:lang w:val="en-US"/>
-        </w:rPr>
-        <w:t xml:space="preserve">García-Gallardo, D., Navarro, V. M., &amp; Wasserman, E. A. (2017). Assessing the acquisition of anticipatory responding in the pigeon using reaction time. </w:t>
+    </w:p>
+    <w:p>
+      <w:pPr>
+        <w:pStyle w:val="NoSpacing"/>
+        <w:ind w:left="706" w:hanging="706"/>
+        <w:jc w:val="both"/>
+        <w:rPr>
+          <w:rFonts w:ascii="Times New Roman" w:hAnsi="Times New Roman"/>
+          <w:sz w:val="24"/>
+          <w:szCs w:val="24"/>
+          <w:lang w:val="en-US"/>
+        </w:rPr>
+      </w:pPr>
+      <w:proofErr w:type="spellStart"/>
+      <w:r>
+        <w:rPr>
+          <w:rFonts w:ascii="Times New Roman" w:hAnsi="Times New Roman"/>
+          <w:sz w:val="24"/>
+          <w:szCs w:val="24"/>
+          <w:lang w:val="en-US"/>
+        </w:rPr>
+        <w:t>García</w:t>
+      </w:r>
+      <w:proofErr w:type="spellEnd"/>
+      <w:r>
+        <w:rPr>
+          <w:rFonts w:ascii="Times New Roman" w:hAnsi="Times New Roman"/>
+          <w:sz w:val="24"/>
+          <w:szCs w:val="24"/>
+          <w:lang w:val="en-US"/>
+        </w:rPr>
+        <w:t xml:space="preserve">-Gallardo, D., Navarro, V. M., &amp; Wasserman, E. A. (2017). Assessing the acquisition of anticipatory responding in the pigeon using reaction time. </w:t>
       </w:r>
       <w:r>
         <w:rPr>
@@ -2808,15 +3482,25 @@
           <w:lang w:val="es-CL"/>
         </w:rPr>
       </w:pPr>
-      <w:r>
-        <w:rPr>
-          <w:rFonts w:ascii="Times New Roman" w:hAnsi="Times New Roman"/>
-          <w:sz w:val="24"/>
-          <w:szCs w:val="24"/>
-          <w:lang w:val="es-CL"/>
-        </w:rPr>
-        <w:lastRenderedPageBreak/>
-        <w:t xml:space="preserve">Diaz, M. C., Quezada, V. E., Navarro, V. M., Laborda, M. A., Betancourt, S. R. (2017). </w:t>
+      <w:proofErr w:type="spellStart"/>
+      <w:r>
+        <w:rPr>
+          <w:rFonts w:ascii="Times New Roman" w:hAnsi="Times New Roman"/>
+          <w:sz w:val="24"/>
+          <w:szCs w:val="24"/>
+          <w:lang w:val="es-CL"/>
+        </w:rPr>
+        <w:t>Diaz</w:t>
+      </w:r>
+      <w:proofErr w:type="spellEnd"/>
+      <w:r>
+        <w:rPr>
+          <w:rFonts w:ascii="Times New Roman" w:hAnsi="Times New Roman"/>
+          <w:sz w:val="24"/>
+          <w:szCs w:val="24"/>
+          <w:lang w:val="es-CL"/>
+        </w:rPr>
+        <w:t xml:space="preserve">, M. C., Quezada, V. E., Navarro, V. M., Laborda, M. A., Betancourt, S. R. (2017). </w:t>
       </w:r>
       <w:r>
         <w:rPr>
@@ -2874,14 +3558,25 @@
           <w:lang w:val="en-US"/>
         </w:rPr>
       </w:pPr>
-      <w:r>
-        <w:rPr>
-          <w:rFonts w:ascii="Times New Roman" w:hAnsi="Times New Roman"/>
-          <w:sz w:val="24"/>
-          <w:szCs w:val="24"/>
-          <w:lang w:val="es-CL"/>
-        </w:rPr>
-        <w:t xml:space="preserve">Vyazovska, O.V., Navarro, V. M., &amp; Wasserman, E. A. (2016). </w:t>
+      <w:proofErr w:type="spellStart"/>
+      <w:r>
+        <w:rPr>
+          <w:rFonts w:ascii="Times New Roman" w:hAnsi="Times New Roman"/>
+          <w:sz w:val="24"/>
+          <w:szCs w:val="24"/>
+          <w:lang w:val="es-CL"/>
+        </w:rPr>
+        <w:t>Vyazovska</w:t>
+      </w:r>
+      <w:proofErr w:type="spellEnd"/>
+      <w:r>
+        <w:rPr>
+          <w:rFonts w:ascii="Times New Roman" w:hAnsi="Times New Roman"/>
+          <w:sz w:val="24"/>
+          <w:szCs w:val="24"/>
+          <w:lang w:val="es-CL"/>
+        </w:rPr>
+        <w:t xml:space="preserve">, O.V., Navarro, V. M., &amp; Wasserman, E. A. (2016). </w:t>
       </w:r>
       <w:r>
         <w:rPr>
@@ -2939,14 +3634,25 @@
           <w:lang w:val="en-US"/>
         </w:rPr>
       </w:pPr>
-      <w:r>
-        <w:rPr>
-          <w:rFonts w:ascii="Times New Roman" w:hAnsi="Times New Roman"/>
-          <w:sz w:val="24"/>
-          <w:szCs w:val="24"/>
-          <w:lang w:val="en-US"/>
-        </w:rPr>
-        <w:t xml:space="preserve">Couto, K., Navarro, V. M., Smith, T., &amp; Wasserman, E. A. (2016). Concept learning without differential reinforcement in pigeons by means of contextual cueing. </w:t>
+      <w:proofErr w:type="spellStart"/>
+      <w:r>
+        <w:rPr>
+          <w:rFonts w:ascii="Times New Roman" w:hAnsi="Times New Roman"/>
+          <w:sz w:val="24"/>
+          <w:szCs w:val="24"/>
+          <w:lang w:val="en-US"/>
+        </w:rPr>
+        <w:t>Couto</w:t>
+      </w:r>
+      <w:proofErr w:type="spellEnd"/>
+      <w:r>
+        <w:rPr>
+          <w:rFonts w:ascii="Times New Roman" w:hAnsi="Times New Roman"/>
+          <w:sz w:val="24"/>
+          <w:szCs w:val="24"/>
+          <w:lang w:val="en-US"/>
+        </w:rPr>
+        <w:t xml:space="preserve">, K., Navarro, V. M., Smith, T., &amp; Wasserman, E. A. (2016). Concept learning without differential reinforcement in pigeons by means of contextual cueing. </w:t>
       </w:r>
       <w:r>
         <w:rPr>
@@ -2965,7 +3671,35 @@
           <w:szCs w:val="24"/>
           <w:lang w:val="en-US"/>
         </w:rPr>
-        <w:t>.  http://doi.org/10.1037/xan0000099</w:t>
+        <w:t>,</w:t>
+      </w:r>
+      <w:r>
+        <w:rPr>
+          <w:rFonts w:ascii="Times New Roman" w:hAnsi="Times New Roman"/>
+          <w:i/>
+          <w:sz w:val="24"/>
+          <w:szCs w:val="24"/>
+          <w:lang w:val="en-US"/>
+        </w:rPr>
+        <w:t xml:space="preserve"> 42(2)</w:t>
+      </w:r>
+      <w:r>
+        <w:rPr>
+          <w:rFonts w:ascii="Times New Roman" w:hAnsi="Times New Roman"/>
+          <w:sz w:val="24"/>
+          <w:szCs w:val="24"/>
+          <w:lang w:val="en-US"/>
+        </w:rPr>
+        <w:t xml:space="preserve">, 221-227. </w:t>
+      </w:r>
+      <w:r>
+        <w:rPr>
+          <w:rFonts w:ascii="Times New Roman" w:hAnsi="Times New Roman"/>
+          <w:sz w:val="24"/>
+          <w:szCs w:val="24"/>
+          <w:lang w:val="en-US"/>
+        </w:rPr>
+        <w:t>http://doi.org/10.1037/xan0000099</w:t>
       </w:r>
     </w:p>
     <w:p>
@@ -3002,7 +3736,27 @@
           <w:szCs w:val="24"/>
           <w:lang w:val="es-CL"/>
         </w:rPr>
-        <w:t xml:space="preserve">González, V., Navarro, V. M., Miguez, G., &amp; Laborda, M. A. (2016). </w:t>
+        <w:t xml:space="preserve">González, V., Navarro, V. M., </w:t>
+      </w:r>
+      <w:proofErr w:type="spellStart"/>
+      <w:r>
+        <w:rPr>
+          <w:rFonts w:ascii="Times New Roman" w:hAnsi="Times New Roman"/>
+          <w:sz w:val="24"/>
+          <w:szCs w:val="24"/>
+          <w:lang w:val="es-CL"/>
+        </w:rPr>
+        <w:t>Miguez</w:t>
+      </w:r>
+      <w:proofErr w:type="spellEnd"/>
+      <w:r>
+        <w:rPr>
+          <w:rFonts w:ascii="Times New Roman" w:hAnsi="Times New Roman"/>
+          <w:sz w:val="24"/>
+          <w:szCs w:val="24"/>
+          <w:lang w:val="es-CL"/>
+        </w:rPr>
+        <w:t xml:space="preserve">, G., &amp; Laborda, M. A. (2016). </w:t>
       </w:r>
       <w:r>
         <w:rPr>
@@ -3013,6 +3767,7 @@
         </w:rPr>
         <w:t xml:space="preserve">Preventing the recovery of extinguished ethanol tolerance. </w:t>
       </w:r>
+      <w:proofErr w:type="spellStart"/>
       <w:r>
         <w:rPr>
           <w:rFonts w:ascii="Times New Roman" w:hAnsi="Times New Roman"/>
@@ -3021,7 +3776,18 @@
           <w:szCs w:val="24"/>
           <w:lang w:val="en-US"/>
         </w:rPr>
-        <w:t>Behavioural Processes</w:t>
+        <w:t>Behavioural</w:t>
+      </w:r>
+      <w:proofErr w:type="spellEnd"/>
+      <w:r>
+        <w:rPr>
+          <w:rFonts w:ascii="Times New Roman" w:hAnsi="Times New Roman"/>
+          <w:i/>
+          <w:sz w:val="24"/>
+          <w:szCs w:val="24"/>
+          <w:lang w:val="en-US"/>
+        </w:rPr>
+        <w:t xml:space="preserve"> Processes</w:t>
       </w:r>
       <w:r>
         <w:rPr>
@@ -3107,14 +3873,76 @@
           <w:lang w:val="en-US"/>
         </w:rPr>
       </w:pPr>
-      <w:r>
-        <w:rPr>
-          <w:rFonts w:ascii="Times New Roman" w:hAnsi="Times New Roman"/>
-          <w:sz w:val="24"/>
-          <w:szCs w:val="24"/>
-          <w:lang w:val="en-US"/>
-        </w:rPr>
-        <w:t>Levenson, R., Krupinsky, E., Navarro, V. M., &amp; Wasserman, E. A. (2015). Pigeons (Columba livia) as trainable observers of pathology and radiology breast cancer images. PLoS ONE, 10.  http://doi.org/10.1371/journal.pone.0141357</w:t>
+      <w:proofErr w:type="spellStart"/>
+      <w:r>
+        <w:rPr>
+          <w:rFonts w:ascii="Times New Roman" w:hAnsi="Times New Roman"/>
+          <w:sz w:val="24"/>
+          <w:szCs w:val="24"/>
+          <w:lang w:val="en-US"/>
+        </w:rPr>
+        <w:t>Levenson</w:t>
+      </w:r>
+      <w:proofErr w:type="spellEnd"/>
+      <w:r>
+        <w:rPr>
+          <w:rFonts w:ascii="Times New Roman" w:hAnsi="Times New Roman"/>
+          <w:sz w:val="24"/>
+          <w:szCs w:val="24"/>
+          <w:lang w:val="en-US"/>
+        </w:rPr>
+        <w:t xml:space="preserve">, R., </w:t>
+      </w:r>
+      <w:proofErr w:type="spellStart"/>
+      <w:r>
+        <w:rPr>
+          <w:rFonts w:ascii="Times New Roman" w:hAnsi="Times New Roman"/>
+          <w:sz w:val="24"/>
+          <w:szCs w:val="24"/>
+          <w:lang w:val="en-US"/>
+        </w:rPr>
+        <w:t>Krupinsky</w:t>
+      </w:r>
+      <w:proofErr w:type="spellEnd"/>
+      <w:r>
+        <w:rPr>
+          <w:rFonts w:ascii="Times New Roman" w:hAnsi="Times New Roman"/>
+          <w:sz w:val="24"/>
+          <w:szCs w:val="24"/>
+          <w:lang w:val="en-US"/>
+        </w:rPr>
+        <w:t xml:space="preserve">, E., Navarro, V. M., &amp; Wasserman, E. A. (2015). Pigeons (Columba livia) as trainable observers of pathology and radiology breast cancer images. </w:t>
+      </w:r>
+      <w:proofErr w:type="spellStart"/>
+      <w:r>
+        <w:rPr>
+          <w:rFonts w:ascii="Times New Roman" w:hAnsi="Times New Roman"/>
+          <w:i/>
+          <w:sz w:val="24"/>
+          <w:szCs w:val="24"/>
+          <w:lang w:val="en-US"/>
+        </w:rPr>
+        <w:t>PLoS</w:t>
+      </w:r>
+      <w:proofErr w:type="spellEnd"/>
+      <w:r>
+        <w:rPr>
+          <w:rFonts w:ascii="Times New Roman" w:hAnsi="Times New Roman"/>
+          <w:i/>
+          <w:sz w:val="24"/>
+          <w:szCs w:val="24"/>
+          <w:lang w:val="en-US"/>
+        </w:rPr>
+        <w:t xml:space="preserve"> ONE, 10</w:t>
+      </w:r>
+      <w:r>
+        <w:rPr>
+          <w:rFonts w:ascii="Times New Roman" w:hAnsi="Times New Roman"/>
+          <w:sz w:val="24"/>
+          <w:szCs w:val="24"/>
+          <w:lang w:val="en-US"/>
+        </w:rPr>
+        <w:t>.  http://doi.org/10.1371/journal.pone.0141357</w:t>
       </w:r>
     </w:p>
     <w:p>
@@ -3130,14 +3958,45 @@
           <w:lang w:val="en-US"/>
         </w:rPr>
       </w:pPr>
-      <w:r>
-        <w:rPr>
-          <w:rFonts w:ascii="Times New Roman" w:hAnsi="Times New Roman"/>
-          <w:sz w:val="24"/>
-          <w:szCs w:val="24"/>
-          <w:lang w:val="en-US"/>
-        </w:rPr>
-        <w:t xml:space="preserve">Bórquez, M., Born, J., Navarro, V. M., Betancourt, R., &amp; Inostroza, M. (2014). Sleep enhances inhibitory behavioral control in discrimination learning in rats. </w:t>
+      <w:proofErr w:type="spellStart"/>
+      <w:r>
+        <w:rPr>
+          <w:rFonts w:ascii="Times New Roman" w:hAnsi="Times New Roman"/>
+          <w:sz w:val="24"/>
+          <w:szCs w:val="24"/>
+          <w:lang w:val="en-US"/>
+        </w:rPr>
+        <w:t>Bórquez</w:t>
+      </w:r>
+      <w:proofErr w:type="spellEnd"/>
+      <w:r>
+        <w:rPr>
+          <w:rFonts w:ascii="Times New Roman" w:hAnsi="Times New Roman"/>
+          <w:sz w:val="24"/>
+          <w:szCs w:val="24"/>
+          <w:lang w:val="en-US"/>
+        </w:rPr>
+        <w:t xml:space="preserve">, M., Born, J., Navarro, V. M., Betancourt, R., &amp; </w:t>
+      </w:r>
+      <w:proofErr w:type="spellStart"/>
+      <w:r>
+        <w:rPr>
+          <w:rFonts w:ascii="Times New Roman" w:hAnsi="Times New Roman"/>
+          <w:sz w:val="24"/>
+          <w:szCs w:val="24"/>
+          <w:lang w:val="en-US"/>
+        </w:rPr>
+        <w:t>Inostroza</w:t>
+      </w:r>
+      <w:proofErr w:type="spellEnd"/>
+      <w:r>
+        <w:rPr>
+          <w:rFonts w:ascii="Times New Roman" w:hAnsi="Times New Roman"/>
+          <w:sz w:val="24"/>
+          <w:szCs w:val="24"/>
+          <w:lang w:val="en-US"/>
+        </w:rPr>
+        <w:t xml:space="preserve">, M. (2014). Sleep enhances inhibitory behavioral control in discrimination learning in rats. </w:t>
       </w:r>
       <w:r>
         <w:rPr>
@@ -3263,7 +4122,7 @@
           </mc:Choice>
           <mc:Fallback>
             <w:pict>
-              <v:line w14:anchorId="63962F15" id="10 Conector recto" o:spid="_x0000_s1026" style="position:absolute;z-index:251657728;visibility:visible;mso-wrap-style:square;mso-width-percent:0;mso-height-percent:0;mso-wrap-distance-left:9pt;mso-wrap-distance-top:-6e-5mm;mso-wrap-distance-right:9pt;mso-wrap-distance-bottom:-6e-5mm;mso-position-horizontal:absolute;mso-position-horizontal-relative:text;mso-position-vertical:absolute;mso-position-vertical-relative:text;mso-width-percent:0;mso-height-percent:0;mso-width-relative:margin;mso-height-relative:page" from=".15pt,12.5pt" to="423pt,12.5pt" o:gfxdata="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" strokecolor="black [3040]">
+              <v:line w14:anchorId="48B47BB2" id="10 Conector recto" o:spid="_x0000_s1026" style="position:absolute;z-index:251657728;visibility:visible;mso-wrap-style:square;mso-width-percent:0;mso-height-percent:0;mso-wrap-distance-left:9pt;mso-wrap-distance-top:-6e-5mm;mso-wrap-distance-right:9pt;mso-wrap-distance-bottom:-6e-5mm;mso-position-horizontal:absolute;mso-position-horizontal-relative:text;mso-position-vertical:absolute;mso-position-vertical-relative:text;mso-width-percent:0;mso-height-percent:0;mso-width-relative:margin;mso-height-relative:page" from=".15pt,12.5pt" to="423pt,12.5pt" o:gfxdata="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" strokecolor="black [3040]">
                 <o:lock v:ext="edit" shapetype="f"/>
               </v:line>
             </w:pict>
@@ -3312,25 +4171,52 @@
           <w:szCs w:val="24"/>
           <w:lang w:val="en-US"/>
         </w:rPr>
-        <w:t xml:space="preserve">Navarro, V. M., &amp; Wasserman, E. A., (2018). </w:t>
-      </w:r>
-      <w:r>
-        <w:rPr>
-          <w:rFonts w:ascii="Times New Roman" w:hAnsi="Times New Roman"/>
-          <w:sz w:val="24"/>
-          <w:szCs w:val="24"/>
-          <w:lang w:val="en-US"/>
-        </w:rPr>
-        <w:t>Pigeon categorization of human cardiac images.</w:t>
-      </w:r>
-      <w:r>
-        <w:rPr>
-          <w:rFonts w:ascii="Times New Roman" w:hAnsi="Times New Roman"/>
-          <w:sz w:val="24"/>
-          <w:szCs w:val="24"/>
-          <w:lang w:val="en-US"/>
-        </w:rPr>
-        <w:t xml:space="preserve"> Comparative Cognition Society.</w:t>
+        <w:t>Navarro, V. M., &amp; Wasserman, E. A., (201</w:t>
+      </w:r>
+      <w:r>
+        <w:rPr>
+          <w:rFonts w:ascii="Times New Roman" w:hAnsi="Times New Roman"/>
+          <w:sz w:val="24"/>
+          <w:szCs w:val="24"/>
+          <w:lang w:val="en-US"/>
+        </w:rPr>
+        <w:t>9</w:t>
+      </w:r>
+      <w:r>
+        <w:rPr>
+          <w:rFonts w:ascii="Times New Roman" w:hAnsi="Times New Roman"/>
+          <w:sz w:val="24"/>
+          <w:szCs w:val="24"/>
+          <w:lang w:val="en-US"/>
+        </w:rPr>
+        <w:t xml:space="preserve">). </w:t>
+      </w:r>
+      <w:r>
+        <w:rPr>
+          <w:rFonts w:ascii="Times New Roman" w:hAnsi="Times New Roman"/>
+          <w:sz w:val="24"/>
+          <w:szCs w:val="24"/>
+          <w:lang w:val="en-US"/>
+        </w:rPr>
+        <w:t>Select- and reject-control in learning rich associative networks.</w:t>
+      </w:r>
+      <w:r>
+        <w:rPr>
+          <w:rFonts w:ascii="Times New Roman" w:hAnsi="Times New Roman"/>
+          <w:sz w:val="24"/>
+          <w:szCs w:val="24"/>
+          <w:lang w:val="en-US"/>
+        </w:rPr>
+        <w:t xml:space="preserve"> </w:t>
+      </w:r>
+      <w:r>
+        <w:rPr>
+          <w:rFonts w:ascii="Times New Roman" w:hAnsi="Times New Roman"/>
+          <w:sz w:val="24"/>
+          <w:szCs w:val="24"/>
+          <w:lang w:val="en-US"/>
+        </w:rPr>
+        <w:t>Comparative Cognition Society.</w:t>
       </w:r>
     </w:p>
     <w:p>
@@ -3344,37 +4230,83 @@
           <w:lang w:val="en-US"/>
         </w:rPr>
       </w:pPr>
-      <w:r>
-        <w:rPr>
-          <w:rFonts w:ascii="Times New Roman" w:hAnsi="Times New Roman"/>
-          <w:sz w:val="24"/>
-          <w:szCs w:val="24"/>
-          <w:lang w:val="en-US"/>
-        </w:rPr>
-        <w:t>Vyazovska, O. V., Navarro, V. M., &amp; Wasserman, E. A. (201</w:t>
-      </w:r>
-      <w:r>
-        <w:rPr>
-          <w:rFonts w:ascii="Times New Roman" w:hAnsi="Times New Roman"/>
-          <w:sz w:val="24"/>
-          <w:szCs w:val="24"/>
-          <w:lang w:val="en-US"/>
-        </w:rPr>
-        <w:t>7</w:t>
-      </w:r>
-      <w:r>
-        <w:rPr>
-          <w:rFonts w:ascii="Times New Roman" w:hAnsi="Times New Roman"/>
-          <w:sz w:val="24"/>
-          <w:szCs w:val="24"/>
-          <w:lang w:val="en-US"/>
-        </w:rPr>
-        <w:t>). Selective attention in a stepwise discrimination task by pigeons. European Conference on Visual Perception.</w:t>
+      <w:proofErr w:type="spellStart"/>
+      <w:r>
+        <w:rPr>
+          <w:rFonts w:ascii="Times New Roman" w:hAnsi="Times New Roman"/>
+          <w:sz w:val="24"/>
+          <w:szCs w:val="24"/>
+          <w:lang w:val="en-US"/>
+        </w:rPr>
+        <w:t>Vyazovska</w:t>
+      </w:r>
+      <w:proofErr w:type="spellEnd"/>
+      <w:r>
+        <w:rPr>
+          <w:rFonts w:ascii="Times New Roman" w:hAnsi="Times New Roman"/>
+          <w:sz w:val="24"/>
+          <w:szCs w:val="24"/>
+          <w:lang w:val="en-US"/>
+        </w:rPr>
+        <w:t xml:space="preserve">, O. V., </w:t>
+      </w:r>
+      <w:r>
+        <w:rPr>
+          <w:rFonts w:ascii="Times New Roman" w:hAnsi="Times New Roman"/>
+          <w:sz w:val="24"/>
+          <w:szCs w:val="24"/>
+          <w:lang w:val="en-US"/>
+        </w:rPr>
+        <w:t>Navarro, V. M., &amp; Wasserman, E. A., (201</w:t>
+      </w:r>
+      <w:r>
+        <w:rPr>
+          <w:rFonts w:ascii="Times New Roman" w:hAnsi="Times New Roman"/>
+          <w:sz w:val="24"/>
+          <w:szCs w:val="24"/>
+          <w:lang w:val="en-US"/>
+        </w:rPr>
+        <w:t>9</w:t>
+      </w:r>
+      <w:r>
+        <w:rPr>
+          <w:rFonts w:ascii="Times New Roman" w:hAnsi="Times New Roman"/>
+          <w:sz w:val="24"/>
+          <w:szCs w:val="24"/>
+          <w:lang w:val="en-US"/>
+        </w:rPr>
+        <w:t xml:space="preserve">). </w:t>
+      </w:r>
+      <w:r>
+        <w:rPr>
+          <w:rFonts w:ascii="Times New Roman" w:hAnsi="Times New Roman"/>
+          <w:sz w:val="24"/>
+          <w:szCs w:val="24"/>
+          <w:lang w:val="en-US"/>
+        </w:rPr>
+        <w:t>Selective attention in stepwise discrimination of comp</w:t>
+      </w:r>
+      <w:r>
+        <w:rPr>
+          <w:rFonts w:ascii="Times New Roman" w:hAnsi="Times New Roman"/>
+          <w:sz w:val="24"/>
+          <w:szCs w:val="24"/>
+          <w:lang w:val="en-US"/>
+        </w:rPr>
+        <w:t>ound visual stimuli by pigeons. C</w:t>
+      </w:r>
+      <w:r>
+        <w:rPr>
+          <w:rFonts w:ascii="Times New Roman" w:hAnsi="Times New Roman"/>
+          <w:sz w:val="24"/>
+          <w:szCs w:val="24"/>
+          <w:lang w:val="en-US"/>
+        </w:rPr>
+        <w:t>omparative Cognition Society.</w:t>
       </w:r>
     </w:p>
     <w:p>
       <w:pPr>
-        <w:pStyle w:val="NoSpacing"/>
         <w:ind w:left="706" w:hanging="706"/>
         <w:jc w:val="both"/>
         <w:rPr>
@@ -3391,12 +4323,31 @@
           <w:szCs w:val="24"/>
           <w:lang w:val="en-US"/>
         </w:rPr>
-        <w:t>Love, B. C., Guest, O., Slomka, P., Navarro, V. M., &amp; Wasserman, E, A. (2017). Deep networks as models of human and animal categorization.  Cognitive Science Society.</w:t>
+        <w:lastRenderedPageBreak/>
+        <w:t xml:space="preserve">Navarro, V. M., &amp; Wasserman, E. A., (2018). </w:t>
+      </w:r>
+      <w:r>
+        <w:rPr>
+          <w:rFonts w:ascii="Times New Roman" w:hAnsi="Times New Roman"/>
+          <w:sz w:val="24"/>
+          <w:szCs w:val="24"/>
+          <w:lang w:val="en-US"/>
+        </w:rPr>
+        <w:t>Pigeon categorization of human cardiac images.</w:t>
+      </w:r>
+      <w:r>
+        <w:rPr>
+          <w:rFonts w:ascii="Times New Roman" w:hAnsi="Times New Roman"/>
+          <w:sz w:val="24"/>
+          <w:szCs w:val="24"/>
+          <w:lang w:val="en-US"/>
+        </w:rPr>
+        <w:t xml:space="preserve"> Comparative Cognition Society.</w:t>
       </w:r>
     </w:p>
     <w:p>
       <w:pPr>
-        <w:pStyle w:val="NoSpacing"/>
+        <w:ind w:left="706" w:hanging="706"/>
         <w:jc w:val="both"/>
         <w:rPr>
           <w:rFonts w:ascii="Times New Roman" w:hAnsi="Times New Roman"/>
@@ -3405,9 +4356,49 @@
           <w:lang w:val="en-US"/>
         </w:rPr>
       </w:pPr>
+      <w:proofErr w:type="spellStart"/>
+      <w:r>
+        <w:rPr>
+          <w:rFonts w:ascii="Times New Roman" w:hAnsi="Times New Roman"/>
+          <w:sz w:val="24"/>
+          <w:szCs w:val="24"/>
+          <w:lang w:val="en-US"/>
+        </w:rPr>
+        <w:t>Vyazovska</w:t>
+      </w:r>
+      <w:proofErr w:type="spellEnd"/>
+      <w:r>
+        <w:rPr>
+          <w:rFonts w:ascii="Times New Roman" w:hAnsi="Times New Roman"/>
+          <w:sz w:val="24"/>
+          <w:szCs w:val="24"/>
+          <w:lang w:val="en-US"/>
+        </w:rPr>
+        <w:t>, O. V., Navarro, V. M., &amp; Wasserman, E. A. (201</w:t>
+      </w:r>
+      <w:r>
+        <w:rPr>
+          <w:rFonts w:ascii="Times New Roman" w:hAnsi="Times New Roman"/>
+          <w:sz w:val="24"/>
+          <w:szCs w:val="24"/>
+          <w:lang w:val="en-US"/>
+        </w:rPr>
+        <w:t>7</w:t>
+      </w:r>
+      <w:r>
+        <w:rPr>
+          <w:rFonts w:ascii="Times New Roman" w:hAnsi="Times New Roman"/>
+          <w:sz w:val="24"/>
+          <w:szCs w:val="24"/>
+          <w:lang w:val="en-US"/>
+        </w:rPr>
+        <w:t>). Selective attention in a stepwise discrimination task by pigeons. European Conference on Visual Perception.</w:t>
+      </w:r>
     </w:p>
     <w:p>
       <w:pPr>
+        <w:pStyle w:val="NoSpacing"/>
+        <w:spacing w:after="240"/>
         <w:ind w:left="706" w:hanging="706"/>
         <w:jc w:val="both"/>
         <w:rPr>
@@ -3424,7 +4415,27 @@
           <w:szCs w:val="24"/>
           <w:lang w:val="en-US"/>
         </w:rPr>
-        <w:t>Navarro, V. M., &amp; Wasserman, E. A. (2017). A Contextual Congruency Effect in the Absence of Semantic Knowledge: A Pigeon Model. Comparative Cognition Society.</w:t>
+        <w:t xml:space="preserve">Love, B. C., Guest, O., </w:t>
+      </w:r>
+      <w:proofErr w:type="spellStart"/>
+      <w:r>
+        <w:rPr>
+          <w:rFonts w:ascii="Times New Roman" w:hAnsi="Times New Roman"/>
+          <w:sz w:val="24"/>
+          <w:szCs w:val="24"/>
+          <w:lang w:val="en-US"/>
+        </w:rPr>
+        <w:t>Slomka</w:t>
+      </w:r>
+      <w:proofErr w:type="spellEnd"/>
+      <w:r>
+        <w:rPr>
+          <w:rFonts w:ascii="Times New Roman" w:hAnsi="Times New Roman"/>
+          <w:sz w:val="24"/>
+          <w:szCs w:val="24"/>
+          <w:lang w:val="en-US"/>
+        </w:rPr>
+        <w:t>, P., Navarro, V. M., &amp; Wasserman, E, A. (2017). Deep networks as models of human and animal categorization.  Cognitive Science Society.</w:t>
       </w:r>
     </w:p>
     <w:p>
@@ -3445,8 +4456,7 @@
           <w:szCs w:val="24"/>
           <w:lang w:val="en-US"/>
         </w:rPr>
-        <w:lastRenderedPageBreak/>
-        <w:t>Navarro, V. M., Wasserman, E. A., McMurray, B., Roembke, T. C. (2016). The role of negative associations in learning rich associative networks. Pavlovian Society.</w:t>
+        <w:t>Navarro, V. M., &amp; Wasserman, E. A. (2017). A Contextual Congruency Effect in the Absence of Semantic Knowledge: A Pigeon Model. Comparative Cognition Society.</w:t>
       </w:r>
     </w:p>
     <w:p>
@@ -3467,16 +4477,7 @@
           <w:szCs w:val="24"/>
           <w:lang w:val="en-US"/>
         </w:rPr>
-        <w:t>Navarro, V. M., Vyazovska, O. V., &amp; Wasserman, E. A.</w:t>
-      </w:r>
-      <w:r>
-        <w:rPr>
-          <w:rFonts w:ascii="Times New Roman" w:hAnsi="Times New Roman"/>
-          <w:sz w:val="24"/>
-          <w:szCs w:val="24"/>
-          <w:lang w:val="en-US"/>
-        </w:rPr>
-        <w:t xml:space="preserve"> (2016). Stagewise Discrimination of Multidimensional Visual Stimuli by Pigeons. Society for the Quantitative Analysis of Behavior.</w:t>
+        <w:t>Navarro, V. M., Wasserman, E. A., McMurray, B., Roembke, T. C. (2016). The role of negative associations in learning rich associative networks. Pavlovian Society.</w:t>
       </w:r>
     </w:p>
     <w:p>
@@ -3497,7 +4498,56 @@
           <w:szCs w:val="24"/>
           <w:lang w:val="en-US"/>
         </w:rPr>
-        <w:t>Vyazovska, O. V., Navarro, V. M., &amp; Wasserman, E. A. (2016). Stepwise dimensional discrimination of compound visual stimuli by pigeons. European Conference on Visual Perception.</w:t>
+        <w:t xml:space="preserve">Navarro, V. M., </w:t>
+      </w:r>
+      <w:proofErr w:type="spellStart"/>
+      <w:r>
+        <w:rPr>
+          <w:rFonts w:ascii="Times New Roman" w:hAnsi="Times New Roman"/>
+          <w:sz w:val="24"/>
+          <w:szCs w:val="24"/>
+          <w:lang w:val="en-US"/>
+        </w:rPr>
+        <w:t>Vyazovska</w:t>
+      </w:r>
+      <w:proofErr w:type="spellEnd"/>
+      <w:r>
+        <w:rPr>
+          <w:rFonts w:ascii="Times New Roman" w:hAnsi="Times New Roman"/>
+          <w:sz w:val="24"/>
+          <w:szCs w:val="24"/>
+          <w:lang w:val="en-US"/>
+        </w:rPr>
+        <w:t>, O. V., &amp; Wasserman, E. A.</w:t>
+      </w:r>
+      <w:r>
+        <w:rPr>
+          <w:rFonts w:ascii="Times New Roman" w:hAnsi="Times New Roman"/>
+          <w:sz w:val="24"/>
+          <w:szCs w:val="24"/>
+          <w:lang w:val="en-US"/>
+        </w:rPr>
+        <w:t xml:space="preserve"> (2016). </w:t>
+      </w:r>
+      <w:proofErr w:type="spellStart"/>
+      <w:r>
+        <w:rPr>
+          <w:rFonts w:ascii="Times New Roman" w:hAnsi="Times New Roman"/>
+          <w:sz w:val="24"/>
+          <w:szCs w:val="24"/>
+          <w:lang w:val="en-US"/>
+        </w:rPr>
+        <w:t>Stagewise</w:t>
+      </w:r>
+      <w:proofErr w:type="spellEnd"/>
+      <w:r>
+        <w:rPr>
+          <w:rFonts w:ascii="Times New Roman" w:hAnsi="Times New Roman"/>
+          <w:sz w:val="24"/>
+          <w:szCs w:val="24"/>
+          <w:lang w:val="en-US"/>
+        </w:rPr>
+        <w:t xml:space="preserve"> Discrimination of Multidimensional Visual Stimuli by Pigeons. Society for the Quantitative Analysis of Behavior.</w:t>
       </w:r>
     </w:p>
     <w:p>
@@ -3508,44 +4558,28 @@
           <w:rFonts w:ascii="Times New Roman" w:hAnsi="Times New Roman"/>
           <w:sz w:val="24"/>
           <w:szCs w:val="24"/>
-          <w:lang w:val="es-CL"/>
-        </w:rPr>
-      </w:pPr>
-      <w:r>
-        <w:rPr>
-          <w:rFonts w:ascii="Times New Roman" w:hAnsi="Times New Roman"/>
-          <w:sz w:val="24"/>
-          <w:szCs w:val="24"/>
-          <w:lang w:val="en-US"/>
-        </w:rPr>
-        <w:t>Navarro, V. M.</w:t>
-      </w:r>
-      <w:r>
-        <w:rPr>
-          <w:rFonts w:ascii="Times New Roman" w:hAnsi="Times New Roman"/>
-          <w:sz w:val="24"/>
-          <w:szCs w:val="24"/>
-          <w:lang w:val="en-US"/>
-        </w:rPr>
-        <w:t xml:space="preserve"> &amp; Wasserman, E. A. (2016). Assessing pre-crastination in the pigeon (Columba livia</w:t>
-      </w:r>
-      <w:r>
-        <w:rPr>
-          <w:rFonts w:ascii="Times New Roman" w:hAnsi="Times New Roman"/>
-          <w:sz w:val="24"/>
-          <w:szCs w:val="24"/>
-          <w:lang w:val="en-US"/>
-        </w:rPr>
-        <w:t xml:space="preserve">) using a virtual environment. </w:t>
-      </w:r>
-      <w:r>
-        <w:rPr>
-          <w:rFonts w:ascii="Times New Roman" w:hAnsi="Times New Roman"/>
-          <w:sz w:val="24"/>
-          <w:szCs w:val="24"/>
-          <w:lang w:val="es-CL"/>
-        </w:rPr>
-        <w:t>Comparative Cognition Society.</w:t>
+          <w:lang w:val="en-US"/>
+        </w:rPr>
+      </w:pPr>
+      <w:proofErr w:type="spellStart"/>
+      <w:r>
+        <w:rPr>
+          <w:rFonts w:ascii="Times New Roman" w:hAnsi="Times New Roman"/>
+          <w:sz w:val="24"/>
+          <w:szCs w:val="24"/>
+          <w:lang w:val="en-US"/>
+        </w:rPr>
+        <w:t>Vyazovska</w:t>
+      </w:r>
+      <w:proofErr w:type="spellEnd"/>
+      <w:r>
+        <w:rPr>
+          <w:rFonts w:ascii="Times New Roman" w:hAnsi="Times New Roman"/>
+          <w:sz w:val="24"/>
+          <w:szCs w:val="24"/>
+          <w:lang w:val="en-US"/>
+        </w:rPr>
+        <w:t>, O. V., Navarro, V. M., &amp; Wasserman, E. A. (2016). Stepwise dimensional discrimination of compound visual stimuli by pigeons. European Conference on Visual Perception.</w:t>
       </w:r>
     </w:p>
     <w:p>
@@ -3564,55 +4598,99 @@
           <w:rFonts w:ascii="Times New Roman" w:hAnsi="Times New Roman"/>
           <w:sz w:val="24"/>
           <w:szCs w:val="24"/>
-          <w:lang w:val="es-CL"/>
-        </w:rPr>
-        <w:t>Laborda, M. A., Gonzalez, V., Navarro, V. M. (2016). Extinc</w:t>
-      </w:r>
-      <w:r>
-        <w:rPr>
-          <w:rFonts w:ascii="Times New Roman" w:hAnsi="Times New Roman"/>
-          <w:sz w:val="24"/>
-          <w:szCs w:val="24"/>
-          <w:lang w:val="es-ES_tradnl"/>
-        </w:rPr>
-        <w:t>ión masiva y en múltiples context</w:t>
-      </w:r>
-      <w:r>
-        <w:rPr>
-          <w:rFonts w:ascii="Times New Roman" w:hAnsi="Times New Roman"/>
-          <w:sz w:val="24"/>
-          <w:szCs w:val="24"/>
-          <w:lang w:val="es-ES_tradnl"/>
-        </w:rPr>
-        <w:t>o</w:t>
-      </w:r>
-      <w:r>
-        <w:rPr>
-          <w:rFonts w:ascii="Times New Roman" w:hAnsi="Times New Roman"/>
-          <w:sz w:val="24"/>
-          <w:szCs w:val="24"/>
-          <w:lang w:val="es-ES_tradnl"/>
-        </w:rPr>
-        <w:t xml:space="preserve">s previene la renovación de la tolerancia al etanol. </w:t>
-      </w:r>
-      <w:r>
-        <w:rPr>
-          <w:rFonts w:ascii="Times New Roman" w:hAnsi="Times New Roman"/>
-          <w:sz w:val="24"/>
-          <w:szCs w:val="24"/>
-          <w:lang w:val="es-ES_tradnl"/>
-        </w:rPr>
-        <w:t>Congreso Chileno de Psicolog</w:t>
-      </w:r>
-      <w:r>
-        <w:rPr>
-          <w:rFonts w:ascii="Times New Roman" w:hAnsi="Times New Roman"/>
-          <w:sz w:val="24"/>
-          <w:szCs w:val="24"/>
-          <w:lang w:val="es-CL"/>
-        </w:rPr>
-        <w:t>ía</w:t>
-      </w:r>
+          <w:lang w:val="en-US"/>
+        </w:rPr>
+        <w:t>Navarro, V. M.</w:t>
+      </w:r>
+      <w:r>
+        <w:rPr>
+          <w:rFonts w:ascii="Times New Roman" w:hAnsi="Times New Roman"/>
+          <w:sz w:val="24"/>
+          <w:szCs w:val="24"/>
+          <w:lang w:val="en-US"/>
+        </w:rPr>
+        <w:t xml:space="preserve"> &amp; Wasserman, E. A. (2016). Assessing pre-</w:t>
+      </w:r>
+      <w:proofErr w:type="spellStart"/>
+      <w:r>
+        <w:rPr>
+          <w:rFonts w:ascii="Times New Roman" w:hAnsi="Times New Roman"/>
+          <w:sz w:val="24"/>
+          <w:szCs w:val="24"/>
+          <w:lang w:val="en-US"/>
+        </w:rPr>
+        <w:t>crastination</w:t>
+      </w:r>
+      <w:proofErr w:type="spellEnd"/>
+      <w:r>
+        <w:rPr>
+          <w:rFonts w:ascii="Times New Roman" w:hAnsi="Times New Roman"/>
+          <w:sz w:val="24"/>
+          <w:szCs w:val="24"/>
+          <w:lang w:val="en-US"/>
+        </w:rPr>
+        <w:t xml:space="preserve"> in the pigeon (Columba livia</w:t>
+      </w:r>
+      <w:r>
+        <w:rPr>
+          <w:rFonts w:ascii="Times New Roman" w:hAnsi="Times New Roman"/>
+          <w:sz w:val="24"/>
+          <w:szCs w:val="24"/>
+          <w:lang w:val="en-US"/>
+        </w:rPr>
+        <w:t xml:space="preserve">) using a virtual environment. </w:t>
+      </w:r>
+      <w:proofErr w:type="spellStart"/>
+      <w:r>
+        <w:rPr>
+          <w:rFonts w:ascii="Times New Roman" w:hAnsi="Times New Roman"/>
+          <w:sz w:val="24"/>
+          <w:szCs w:val="24"/>
+          <w:lang w:val="es-CL"/>
+        </w:rPr>
+        <w:t>Comparative</w:t>
+      </w:r>
+      <w:proofErr w:type="spellEnd"/>
+      <w:r>
+        <w:rPr>
+          <w:rFonts w:ascii="Times New Roman" w:hAnsi="Times New Roman"/>
+          <w:sz w:val="24"/>
+          <w:szCs w:val="24"/>
+          <w:lang w:val="es-CL"/>
+        </w:rPr>
+        <w:t xml:space="preserve"> </w:t>
+      </w:r>
+      <w:proofErr w:type="spellStart"/>
+      <w:r>
+        <w:rPr>
+          <w:rFonts w:ascii="Times New Roman" w:hAnsi="Times New Roman"/>
+          <w:sz w:val="24"/>
+          <w:szCs w:val="24"/>
+          <w:lang w:val="es-CL"/>
+        </w:rPr>
+        <w:t>Cognition</w:t>
+      </w:r>
+      <w:proofErr w:type="spellEnd"/>
+      <w:r>
+        <w:rPr>
+          <w:rFonts w:ascii="Times New Roman" w:hAnsi="Times New Roman"/>
+          <w:sz w:val="24"/>
+          <w:szCs w:val="24"/>
+          <w:lang w:val="es-CL"/>
+        </w:rPr>
+        <w:t xml:space="preserve"> </w:t>
+      </w:r>
+      <w:proofErr w:type="spellStart"/>
+      <w:r>
+        <w:rPr>
+          <w:rFonts w:ascii="Times New Roman" w:hAnsi="Times New Roman"/>
+          <w:sz w:val="24"/>
+          <w:szCs w:val="24"/>
+          <w:lang w:val="es-CL"/>
+        </w:rPr>
+        <w:t>Society</w:t>
+      </w:r>
+      <w:proofErr w:type="spellEnd"/>
       <w:r>
         <w:rPr>
           <w:rFonts w:ascii="Times New Roman" w:hAnsi="Times New Roman"/>
@@ -3641,34 +4719,112 @@
           <w:szCs w:val="24"/>
           <w:lang w:val="es-CL"/>
         </w:rPr>
-        <w:t xml:space="preserve">Wasserman, E. A., &amp; Navarro, V. M., Krupinski, E. A., &amp; Levenson, R. M. (2016). </w:t>
-      </w:r>
-      <w:r>
-        <w:rPr>
-          <w:rFonts w:ascii="Times New Roman" w:hAnsi="Times New Roman"/>
-          <w:sz w:val="24"/>
-          <w:szCs w:val="24"/>
-          <w:lang w:val="en-US"/>
-        </w:rPr>
-        <w:t>Pigeons (Columba livia) as trainable observers of pathology and r</w:t>
-      </w:r>
-      <w:r>
-        <w:rPr>
-          <w:rFonts w:ascii="Times New Roman" w:hAnsi="Times New Roman"/>
-          <w:sz w:val="24"/>
-          <w:szCs w:val="24"/>
-          <w:lang w:val="en-US"/>
-        </w:rPr>
-        <w:t xml:space="preserve">adiology breast cancer images. </w:t>
-      </w:r>
-      <w:r>
-        <w:rPr>
-          <w:rFonts w:ascii="Times New Roman" w:hAnsi="Times New Roman"/>
-          <w:sz w:val="24"/>
-          <w:szCs w:val="24"/>
-          <w:lang w:val="es-CL"/>
-        </w:rPr>
-        <w:t>Comparative Cognition Society.</w:t>
+        <w:t xml:space="preserve">Laborda, M. A., </w:t>
+      </w:r>
+      <w:proofErr w:type="spellStart"/>
+      <w:r>
+        <w:rPr>
+          <w:rFonts w:ascii="Times New Roman" w:hAnsi="Times New Roman"/>
+          <w:sz w:val="24"/>
+          <w:szCs w:val="24"/>
+          <w:lang w:val="es-CL"/>
+        </w:rPr>
+        <w:t>Gonzalez</w:t>
+      </w:r>
+      <w:proofErr w:type="spellEnd"/>
+      <w:r>
+        <w:rPr>
+          <w:rFonts w:ascii="Times New Roman" w:hAnsi="Times New Roman"/>
+          <w:sz w:val="24"/>
+          <w:szCs w:val="24"/>
+          <w:lang w:val="es-CL"/>
+        </w:rPr>
+        <w:t xml:space="preserve">, V., Navarro, V. M. (2016). </w:t>
+      </w:r>
+      <w:proofErr w:type="spellStart"/>
+      <w:r>
+        <w:rPr>
+          <w:rFonts w:ascii="Times New Roman" w:hAnsi="Times New Roman"/>
+          <w:sz w:val="24"/>
+          <w:szCs w:val="24"/>
+          <w:lang w:val="es-CL"/>
+        </w:rPr>
+        <w:t>Extinc</w:t>
+      </w:r>
+      <w:r>
+        <w:rPr>
+          <w:rFonts w:ascii="Times New Roman" w:hAnsi="Times New Roman"/>
+          <w:sz w:val="24"/>
+          <w:szCs w:val="24"/>
+          <w:lang w:val="es-ES_tradnl"/>
+        </w:rPr>
+        <w:t>ión</w:t>
+      </w:r>
+      <w:proofErr w:type="spellEnd"/>
+      <w:r>
+        <w:rPr>
+          <w:rFonts w:ascii="Times New Roman" w:hAnsi="Times New Roman"/>
+          <w:sz w:val="24"/>
+          <w:szCs w:val="24"/>
+          <w:lang w:val="es-ES_tradnl"/>
+        </w:rPr>
+        <w:t xml:space="preserve"> masiva y en múltiples context</w:t>
+      </w:r>
+      <w:r>
+        <w:rPr>
+          <w:rFonts w:ascii="Times New Roman" w:hAnsi="Times New Roman"/>
+          <w:sz w:val="24"/>
+          <w:szCs w:val="24"/>
+          <w:lang w:val="es-ES_tradnl"/>
+        </w:rPr>
+        <w:t>o</w:t>
+      </w:r>
+      <w:r>
+        <w:rPr>
+          <w:rFonts w:ascii="Times New Roman" w:hAnsi="Times New Roman"/>
+          <w:sz w:val="24"/>
+          <w:szCs w:val="24"/>
+          <w:lang w:val="es-ES_tradnl"/>
+        </w:rPr>
+        <w:t xml:space="preserve">s previene la renovación de la tolerancia al etanol. </w:t>
+      </w:r>
+      <w:r>
+        <w:rPr>
+          <w:rFonts w:ascii="Times New Roman" w:hAnsi="Times New Roman"/>
+          <w:sz w:val="24"/>
+          <w:szCs w:val="24"/>
+          <w:lang w:val="es-ES_tradnl"/>
+        </w:rPr>
+        <w:t xml:space="preserve">Congreso Chileno de </w:t>
+      </w:r>
+      <w:proofErr w:type="spellStart"/>
+      <w:r>
+        <w:rPr>
+          <w:rFonts w:ascii="Times New Roman" w:hAnsi="Times New Roman"/>
+          <w:sz w:val="24"/>
+          <w:szCs w:val="24"/>
+          <w:lang w:val="es-ES_tradnl"/>
+        </w:rPr>
+        <w:t>Psicolog</w:t>
+      </w:r>
+      <w:r>
+        <w:rPr>
+          <w:rFonts w:ascii="Times New Roman" w:hAnsi="Times New Roman"/>
+          <w:sz w:val="24"/>
+          <w:szCs w:val="24"/>
+          <w:lang w:val="es-CL"/>
+        </w:rPr>
+        <w:t>ía</w:t>
+      </w:r>
+      <w:proofErr w:type="spellEnd"/>
+      <w:r>
+        <w:rPr>
+          <w:rFonts w:ascii="Times New Roman" w:hAnsi="Times New Roman"/>
+          <w:sz w:val="24"/>
+          <w:szCs w:val="24"/>
+          <w:lang w:val="es-CL"/>
+        </w:rPr>
+        <w:t>.</w:t>
       </w:r>
     </w:p>
     <w:p>
@@ -3679,35 +4835,135 @@
           <w:rFonts w:ascii="Times New Roman" w:hAnsi="Times New Roman"/>
           <w:sz w:val="24"/>
           <w:szCs w:val="24"/>
-          <w:lang w:val="en-US"/>
-        </w:rPr>
-      </w:pPr>
-      <w:r>
-        <w:rPr>
-          <w:rFonts w:ascii="Times New Roman" w:hAnsi="Times New Roman"/>
-          <w:sz w:val="24"/>
-          <w:szCs w:val="24"/>
-          <w:lang w:val="es-CL"/>
-        </w:rPr>
-        <w:t xml:space="preserve">Mallea, J. I., Quezada, V. E. Díaz, M. C., Navarro, V. M., &amp; Laborda, M. A. (2016). </w:t>
-      </w:r>
-      <w:r>
-        <w:rPr>
-          <w:rFonts w:ascii="Times New Roman" w:hAnsi="Times New Roman"/>
-          <w:sz w:val="24"/>
-          <w:szCs w:val="24"/>
-          <w:lang w:val="en-US"/>
-        </w:rPr>
-        <w:t>Extinction cues do not reduce recovery after extinction of human fear conditioning. Eas</w:t>
-      </w:r>
-      <w:r>
-        <w:rPr>
-          <w:rFonts w:ascii="Times New Roman" w:hAnsi="Times New Roman"/>
-          <w:sz w:val="24"/>
-          <w:szCs w:val="24"/>
-          <w:lang w:val="en-US"/>
-        </w:rPr>
-        <w:t>tern Psychological Association.</w:t>
+          <w:lang w:val="es-CL"/>
+        </w:rPr>
+      </w:pPr>
+      <w:r>
+        <w:rPr>
+          <w:rFonts w:ascii="Times New Roman" w:hAnsi="Times New Roman"/>
+          <w:sz w:val="24"/>
+          <w:szCs w:val="24"/>
+          <w:lang w:val="es-CL"/>
+        </w:rPr>
+        <w:t xml:space="preserve">Wasserman, E. A., &amp; Navarro, V. M., </w:t>
+      </w:r>
+      <w:proofErr w:type="spellStart"/>
+      <w:r>
+        <w:rPr>
+          <w:rFonts w:ascii="Times New Roman" w:hAnsi="Times New Roman"/>
+          <w:sz w:val="24"/>
+          <w:szCs w:val="24"/>
+          <w:lang w:val="es-CL"/>
+        </w:rPr>
+        <w:t>Krupinski</w:t>
+      </w:r>
+      <w:proofErr w:type="spellEnd"/>
+      <w:r>
+        <w:rPr>
+          <w:rFonts w:ascii="Times New Roman" w:hAnsi="Times New Roman"/>
+          <w:sz w:val="24"/>
+          <w:szCs w:val="24"/>
+          <w:lang w:val="es-CL"/>
+        </w:rPr>
+        <w:t xml:space="preserve">, E. A., &amp; </w:t>
+      </w:r>
+      <w:proofErr w:type="spellStart"/>
+      <w:r>
+        <w:rPr>
+          <w:rFonts w:ascii="Times New Roman" w:hAnsi="Times New Roman"/>
+          <w:sz w:val="24"/>
+          <w:szCs w:val="24"/>
+          <w:lang w:val="es-CL"/>
+        </w:rPr>
+        <w:t>Levenson</w:t>
+      </w:r>
+      <w:proofErr w:type="spellEnd"/>
+      <w:r>
+        <w:rPr>
+          <w:rFonts w:ascii="Times New Roman" w:hAnsi="Times New Roman"/>
+          <w:sz w:val="24"/>
+          <w:szCs w:val="24"/>
+          <w:lang w:val="es-CL"/>
+        </w:rPr>
+        <w:t xml:space="preserve">, R. M. (2016). </w:t>
+      </w:r>
+      <w:r>
+        <w:rPr>
+          <w:rFonts w:ascii="Times New Roman" w:hAnsi="Times New Roman"/>
+          <w:sz w:val="24"/>
+          <w:szCs w:val="24"/>
+          <w:lang w:val="en-US"/>
+        </w:rPr>
+        <w:t>Pigeons (Columba livia) as trainable observers of pathology and r</w:t>
+      </w:r>
+      <w:r>
+        <w:rPr>
+          <w:rFonts w:ascii="Times New Roman" w:hAnsi="Times New Roman"/>
+          <w:sz w:val="24"/>
+          <w:szCs w:val="24"/>
+          <w:lang w:val="en-US"/>
+        </w:rPr>
+        <w:t xml:space="preserve">adiology breast cancer images. </w:t>
+      </w:r>
+      <w:proofErr w:type="spellStart"/>
+      <w:r>
+        <w:rPr>
+          <w:rFonts w:ascii="Times New Roman" w:hAnsi="Times New Roman"/>
+          <w:sz w:val="24"/>
+          <w:szCs w:val="24"/>
+          <w:lang w:val="es-CL"/>
+        </w:rPr>
+        <w:t>Comparative</w:t>
+      </w:r>
+      <w:proofErr w:type="spellEnd"/>
+      <w:r>
+        <w:rPr>
+          <w:rFonts w:ascii="Times New Roman" w:hAnsi="Times New Roman"/>
+          <w:sz w:val="24"/>
+          <w:szCs w:val="24"/>
+          <w:lang w:val="es-CL"/>
+        </w:rPr>
+        <w:t xml:space="preserve"> </w:t>
+      </w:r>
+      <w:proofErr w:type="spellStart"/>
+      <w:r>
+        <w:rPr>
+          <w:rFonts w:ascii="Times New Roman" w:hAnsi="Times New Roman"/>
+          <w:sz w:val="24"/>
+          <w:szCs w:val="24"/>
+          <w:lang w:val="es-CL"/>
+        </w:rPr>
+        <w:t>Cognition</w:t>
+      </w:r>
+      <w:proofErr w:type="spellEnd"/>
+      <w:r>
+        <w:rPr>
+          <w:rFonts w:ascii="Times New Roman" w:hAnsi="Times New Roman"/>
+          <w:sz w:val="24"/>
+          <w:szCs w:val="24"/>
+          <w:lang w:val="es-CL"/>
+        </w:rPr>
+        <w:t xml:space="preserve"> </w:t>
+      </w:r>
+      <w:proofErr w:type="spellStart"/>
+      <w:r>
+        <w:rPr>
+          <w:rFonts w:ascii="Times New Roman" w:hAnsi="Times New Roman"/>
+          <w:sz w:val="24"/>
+          <w:szCs w:val="24"/>
+          <w:lang w:val="es-CL"/>
+        </w:rPr>
+        <w:t>Society</w:t>
+      </w:r>
+      <w:proofErr w:type="spellEnd"/>
+      <w:r>
+        <w:rPr>
+          <w:rFonts w:ascii="Times New Roman" w:hAnsi="Times New Roman"/>
+          <w:sz w:val="24"/>
+          <w:szCs w:val="24"/>
+          <w:lang w:val="es-CL"/>
+        </w:rPr>
+        <w:t>.</w:t>
       </w:r>
     </w:p>
     <w:p>
@@ -3721,41 +4977,43 @@
           <w:lang w:val="en-US"/>
         </w:rPr>
       </w:pPr>
-      <w:r>
-        <w:rPr>
-          <w:rFonts w:ascii="Times New Roman" w:hAnsi="Times New Roman"/>
-          <w:sz w:val="24"/>
-          <w:szCs w:val="24"/>
-          <w:lang w:val="en-US"/>
-        </w:rPr>
-        <w:t xml:space="preserve">Krupinski, E. A., Levenson, R. M., Wasserman, E. A., &amp; </w:t>
-      </w:r>
-      <w:r>
-        <w:rPr>
-          <w:rFonts w:ascii="Times New Roman" w:hAnsi="Times New Roman"/>
-          <w:sz w:val="24"/>
-          <w:szCs w:val="24"/>
-          <w:lang w:val="en-US"/>
-        </w:rPr>
-        <w:t>Navarro, V. M.</w:t>
-      </w:r>
-      <w:r>
-        <w:rPr>
-          <w:rFonts w:ascii="Times New Roman" w:hAnsi="Times New Roman"/>
-          <w:sz w:val="24"/>
-          <w:szCs w:val="24"/>
-          <w:lang w:val="en-US"/>
-        </w:rPr>
-        <w:t xml:space="preserve"> (2015). The potential of pigeons as surrogate observers in medical image perception studies. Society of Photographic Instrumentation </w:t>
-      </w:r>
-      <w:r>
-        <w:rPr>
-          <w:rFonts w:ascii="Times New Roman" w:hAnsi="Times New Roman"/>
-          <w:sz w:val="24"/>
-          <w:szCs w:val="24"/>
-          <w:lang w:val="en-US"/>
-        </w:rPr>
-        <w:t>Engineers.</w:t>
+      <w:proofErr w:type="spellStart"/>
+      <w:r>
+        <w:rPr>
+          <w:rFonts w:ascii="Times New Roman" w:hAnsi="Times New Roman"/>
+          <w:sz w:val="24"/>
+          <w:szCs w:val="24"/>
+          <w:lang w:val="es-CL"/>
+        </w:rPr>
+        <w:t>Mallea</w:t>
+      </w:r>
+      <w:proofErr w:type="spellEnd"/>
+      <w:r>
+        <w:rPr>
+          <w:rFonts w:ascii="Times New Roman" w:hAnsi="Times New Roman"/>
+          <w:sz w:val="24"/>
+          <w:szCs w:val="24"/>
+          <w:lang w:val="es-CL"/>
+        </w:rPr>
+        <w:t xml:space="preserve">, J. I., Quezada, V. E. Díaz, M. C., Navarro, V. M., &amp; Laborda, M. A. (2016). </w:t>
+      </w:r>
+      <w:r>
+        <w:rPr>
+          <w:rFonts w:ascii="Times New Roman" w:hAnsi="Times New Roman"/>
+          <w:sz w:val="24"/>
+          <w:szCs w:val="24"/>
+          <w:lang w:val="en-US"/>
+        </w:rPr>
+        <w:t>Extinction cues do not reduce recovery after extinction of human fear conditioning. Eas</w:t>
+      </w:r>
+      <w:r>
+        <w:rPr>
+          <w:rFonts w:ascii="Times New Roman" w:hAnsi="Times New Roman"/>
+          <w:sz w:val="24"/>
+          <w:szCs w:val="24"/>
+          <w:lang w:val="en-US"/>
+        </w:rPr>
+        <w:t>tern Psychological Association.</w:t>
       </w:r>
     </w:p>
     <w:p>
@@ -3769,14 +5027,45 @@
           <w:lang w:val="en-US"/>
         </w:rPr>
       </w:pPr>
-      <w:r>
-        <w:rPr>
-          <w:rFonts w:ascii="Times New Roman" w:hAnsi="Times New Roman"/>
-          <w:sz w:val="24"/>
-          <w:szCs w:val="24"/>
-          <w:lang w:val="en-US"/>
-        </w:rPr>
-        <w:t xml:space="preserve">Wasserman, E. A., Couto, K., </w:t>
+      <w:proofErr w:type="spellStart"/>
+      <w:r>
+        <w:rPr>
+          <w:rFonts w:ascii="Times New Roman" w:hAnsi="Times New Roman"/>
+          <w:sz w:val="24"/>
+          <w:szCs w:val="24"/>
+          <w:lang w:val="en-US"/>
+        </w:rPr>
+        <w:t>Krupinski</w:t>
+      </w:r>
+      <w:proofErr w:type="spellEnd"/>
+      <w:r>
+        <w:rPr>
+          <w:rFonts w:ascii="Times New Roman" w:hAnsi="Times New Roman"/>
+          <w:sz w:val="24"/>
+          <w:szCs w:val="24"/>
+          <w:lang w:val="en-US"/>
+        </w:rPr>
+        <w:t xml:space="preserve">, E. A., </w:t>
+      </w:r>
+      <w:proofErr w:type="spellStart"/>
+      <w:r>
+        <w:rPr>
+          <w:rFonts w:ascii="Times New Roman" w:hAnsi="Times New Roman"/>
+          <w:sz w:val="24"/>
+          <w:szCs w:val="24"/>
+          <w:lang w:val="en-US"/>
+        </w:rPr>
+        <w:t>Levenson</w:t>
+      </w:r>
+      <w:proofErr w:type="spellEnd"/>
+      <w:r>
+        <w:rPr>
+          <w:rFonts w:ascii="Times New Roman" w:hAnsi="Times New Roman"/>
+          <w:sz w:val="24"/>
+          <w:szCs w:val="24"/>
+          <w:lang w:val="en-US"/>
+        </w:rPr>
+        <w:t xml:space="preserve">, R. M., Wasserman, E. A., &amp; </w:t>
       </w:r>
       <w:r>
         <w:rPr>
@@ -3794,16 +5083,16 @@
           <w:szCs w:val="24"/>
           <w:lang w:val="en-US"/>
         </w:rPr>
-        <w:t xml:space="preserve">, &amp; Smith, T. (2015). Contextual cueing supports concept learning in pigeons. </w:t>
-      </w:r>
-      <w:r>
-        <w:rPr>
-          <w:rFonts w:ascii="Times New Roman" w:hAnsi="Times New Roman"/>
-          <w:sz w:val="24"/>
-          <w:szCs w:val="24"/>
-          <w:lang w:val="en-US"/>
-        </w:rPr>
-        <w:t>Psychonomic Society.</w:t>
+        <w:t xml:space="preserve"> (2015). The potential of pigeons as surrogate observers in medical image perception studies. Society of Photographic Instrumentation </w:t>
+      </w:r>
+      <w:r>
+        <w:rPr>
+          <w:rFonts w:ascii="Times New Roman" w:hAnsi="Times New Roman"/>
+          <w:sz w:val="24"/>
+          <w:szCs w:val="24"/>
+          <w:lang w:val="en-US"/>
+        </w:rPr>
+        <w:t>Engineers.</w:t>
       </w:r>
     </w:p>
     <w:p>
@@ -3812,49 +5101,75 @@
         <w:jc w:val="both"/>
         <w:rPr>
           <w:rFonts w:ascii="Times New Roman" w:hAnsi="Times New Roman"/>
-          <w:noProof/>
-          <w:sz w:val="24"/>
-          <w:szCs w:val="24"/>
-          <w:lang w:val="es-CL" w:eastAsia="es-CL"/>
-        </w:rPr>
-      </w:pPr>
-      <w:r>
-        <w:rPr>
-          <w:rFonts w:ascii="Times New Roman" w:hAnsi="Times New Roman"/>
-          <w:noProof/>
-          <w:sz w:val="24"/>
-          <w:szCs w:val="24"/>
-          <w:lang w:val="en-US" w:eastAsia="es-CL"/>
+          <w:sz w:val="24"/>
+          <w:szCs w:val="24"/>
+          <w:lang w:val="en-US"/>
+        </w:rPr>
+      </w:pPr>
+      <w:r>
+        <w:rPr>
+          <w:rFonts w:ascii="Times New Roman" w:hAnsi="Times New Roman"/>
+          <w:sz w:val="24"/>
+          <w:szCs w:val="24"/>
+          <w:lang w:val="en-US"/>
+        </w:rPr>
+        <w:t xml:space="preserve">Wasserman, E. A., </w:t>
+      </w:r>
+      <w:proofErr w:type="spellStart"/>
+      <w:r>
+        <w:rPr>
+          <w:rFonts w:ascii="Times New Roman" w:hAnsi="Times New Roman"/>
+          <w:sz w:val="24"/>
+          <w:szCs w:val="24"/>
+          <w:lang w:val="en-US"/>
+        </w:rPr>
+        <w:t>Couto</w:t>
+      </w:r>
+      <w:proofErr w:type="spellEnd"/>
+      <w:r>
+        <w:rPr>
+          <w:rFonts w:ascii="Times New Roman" w:hAnsi="Times New Roman"/>
+          <w:sz w:val="24"/>
+          <w:szCs w:val="24"/>
+          <w:lang w:val="en-US"/>
+        </w:rPr>
+        <w:t xml:space="preserve">, K., </w:t>
+      </w:r>
+      <w:r>
+        <w:rPr>
+          <w:rFonts w:ascii="Times New Roman" w:hAnsi="Times New Roman"/>
+          <w:sz w:val="24"/>
+          <w:szCs w:val="24"/>
+          <w:lang w:val="en-US"/>
         </w:rPr>
         <w:t>Navarro, V. M.</w:t>
       </w:r>
       <w:r>
         <w:rPr>
           <w:rFonts w:ascii="Times New Roman" w:hAnsi="Times New Roman"/>
-          <w:noProof/>
-          <w:sz w:val="24"/>
-          <w:szCs w:val="24"/>
-          <w:lang w:val="en-US" w:eastAsia="es-CL"/>
-        </w:rPr>
-        <w:t xml:space="preserve">, Wasserman, E. A., &amp; Levenson, R. (2015). Learning concepts: One step at a time. </w:t>
-      </w:r>
-      <w:r>
-        <w:rPr>
-          <w:rFonts w:ascii="Times New Roman" w:hAnsi="Times New Roman"/>
-          <w:noProof/>
-          <w:sz w:val="24"/>
-          <w:szCs w:val="24"/>
-          <w:lang w:val="es-CL" w:eastAsia="es-CL"/>
-        </w:rPr>
-        <w:t>Comparative Cognition</w:t>
-      </w:r>
-      <w:r>
-        <w:rPr>
-          <w:rFonts w:ascii="Times New Roman" w:hAnsi="Times New Roman"/>
-          <w:noProof/>
-          <w:sz w:val="24"/>
-          <w:szCs w:val="24"/>
-          <w:lang w:val="es-CL" w:eastAsia="es-CL"/>
+          <w:sz w:val="24"/>
+          <w:szCs w:val="24"/>
+          <w:lang w:val="en-US"/>
+        </w:rPr>
+        <w:t xml:space="preserve">, &amp; Smith, T. (2015). Contextual cueing supports concept learning in pigeons. </w:t>
+      </w:r>
+      <w:proofErr w:type="spellStart"/>
+      <w:r>
+        <w:rPr>
+          <w:rFonts w:ascii="Times New Roman" w:hAnsi="Times New Roman"/>
+          <w:sz w:val="24"/>
+          <w:szCs w:val="24"/>
+          <w:lang w:val="en-US"/>
+        </w:rPr>
+        <w:t>Psychonomic</w:t>
+      </w:r>
+      <w:proofErr w:type="spellEnd"/>
+      <w:r>
+        <w:rPr>
+          <w:rFonts w:ascii="Times New Roman" w:hAnsi="Times New Roman"/>
+          <w:sz w:val="24"/>
+          <w:szCs w:val="24"/>
+          <w:lang w:val="en-US"/>
         </w:rPr>
         <w:t xml:space="preserve"> Society.</w:t>
       </w:r>
@@ -3868,18 +5183,38 @@
           <w:noProof/>
           <w:sz w:val="24"/>
           <w:szCs w:val="24"/>
+          <w:lang w:val="es-CL" w:eastAsia="es-CL"/>
+        </w:rPr>
+      </w:pPr>
+      <w:r>
+        <w:rPr>
+          <w:rFonts w:ascii="Times New Roman" w:hAnsi="Times New Roman"/>
+          <w:noProof/>
+          <w:sz w:val="24"/>
+          <w:szCs w:val="24"/>
           <w:lang w:val="en-US" w:eastAsia="es-CL"/>
         </w:rPr>
-      </w:pPr>
+        <w:t>Navarro, V. M.</w:t>
+      </w:r>
       <w:r>
         <w:rPr>
           <w:rFonts w:ascii="Times New Roman" w:hAnsi="Times New Roman"/>
           <w:noProof/>
           <w:sz w:val="24"/>
           <w:szCs w:val="24"/>
+          <w:lang w:val="en-US" w:eastAsia="es-CL"/>
+        </w:rPr>
+        <w:t xml:space="preserve">, Wasserman, E. A., &amp; Levenson, R. (2015). Learning concepts: One step at a time. </w:t>
+      </w:r>
+      <w:r>
+        <w:rPr>
+          <w:rFonts w:ascii="Times New Roman" w:hAnsi="Times New Roman"/>
+          <w:noProof/>
+          <w:sz w:val="24"/>
+          <w:szCs w:val="24"/>
           <w:lang w:val="es-CL" w:eastAsia="es-CL"/>
         </w:rPr>
-        <w:t>González, V., Navarro, V. M., Cisternas, O., Aravena, S., &amp; Laborda, M. A. (2014). La recuperación de lo extinguido en la respuesta de tolerancia asociativa al etanol.</w:t>
+        <w:t>Comparative Cognition</w:t>
       </w:r>
       <w:r>
         <w:rPr>
@@ -3889,16 +5224,7 @@
           <w:szCs w:val="24"/>
           <w:lang w:val="es-CL" w:eastAsia="es-CL"/>
         </w:rPr>
-        <w:t xml:space="preserve"> </w:t>
-      </w:r>
-      <w:r>
-        <w:rPr>
-          <w:rFonts w:ascii="Times New Roman" w:hAnsi="Times New Roman"/>
-          <w:sz w:val="24"/>
-          <w:szCs w:val="24"/>
-          <w:lang w:val="en-US"/>
-        </w:rPr>
-        <w:t>International Society for Comparative Psychology.</w:t>
+        <w:t xml:space="preserve"> Society.</w:t>
       </w:r>
     </w:p>
     <w:p>
@@ -3907,19 +5233,62 @@
         <w:jc w:val="both"/>
         <w:rPr>
           <w:rFonts w:ascii="Times New Roman" w:hAnsi="Times New Roman"/>
-          <w:sz w:val="24"/>
-          <w:szCs w:val="24"/>
-          <w:lang w:val="es-CL"/>
-        </w:rPr>
-      </w:pPr>
-      <w:r>
-        <w:rPr>
-          <w:rFonts w:ascii="Times New Roman" w:hAnsi="Times New Roman"/>
           <w:noProof/>
           <w:sz w:val="24"/>
           <w:szCs w:val="24"/>
           <w:lang w:val="en-US" w:eastAsia="es-CL"/>
         </w:rPr>
+      </w:pPr>
+      <w:r>
+        <w:rPr>
+          <w:rFonts w:ascii="Times New Roman" w:hAnsi="Times New Roman"/>
+          <w:noProof/>
+          <w:sz w:val="24"/>
+          <w:szCs w:val="24"/>
+          <w:lang w:val="es-CL" w:eastAsia="es-CL"/>
+        </w:rPr>
+        <w:lastRenderedPageBreak/>
+        <w:t>González, V., Navarro, V. M., Cisternas, O., Aravena, S., &amp; Laborda, M. A. (2014). La recuperación de lo extinguido en la respuesta de tolerancia asociativa al etanol.</w:t>
+      </w:r>
+      <w:r>
+        <w:rPr>
+          <w:rFonts w:ascii="Times New Roman" w:hAnsi="Times New Roman"/>
+          <w:noProof/>
+          <w:sz w:val="24"/>
+          <w:szCs w:val="24"/>
+          <w:lang w:val="es-CL" w:eastAsia="es-CL"/>
+        </w:rPr>
+        <w:t xml:space="preserve"> </w:t>
+      </w:r>
+      <w:r>
+        <w:rPr>
+          <w:rFonts w:ascii="Times New Roman" w:hAnsi="Times New Roman"/>
+          <w:sz w:val="24"/>
+          <w:szCs w:val="24"/>
+          <w:lang w:val="en-US"/>
+        </w:rPr>
+        <w:t>International Society for Comparative Psychology.</w:t>
+      </w:r>
+    </w:p>
+    <w:p>
+      <w:pPr>
+        <w:ind w:left="706" w:hanging="706"/>
+        <w:jc w:val="both"/>
+        <w:rPr>
+          <w:rFonts w:ascii="Times New Roman" w:hAnsi="Times New Roman"/>
+          <w:sz w:val="24"/>
+          <w:szCs w:val="24"/>
+          <w:lang w:val="es-CL"/>
+        </w:rPr>
+      </w:pPr>
+      <w:r>
+        <w:rPr>
+          <w:rFonts w:ascii="Times New Roman" w:hAnsi="Times New Roman"/>
+          <w:noProof/>
+          <w:sz w:val="24"/>
+          <w:szCs w:val="24"/>
+          <w:lang w:val="en-US" w:eastAsia="es-CL"/>
+        </w:rPr>
         <w:t xml:space="preserve">Quezada, V. E., Laborda, M. A., </w:t>
       </w:r>
       <w:r>
@@ -3942,23 +5311,114 @@
         </w:rPr>
         <w:t>, Betancourt, R., &amp; D</w:t>
       </w:r>
-      <w:r>
-        <w:rPr>
-          <w:rFonts w:ascii="Times New Roman" w:hAnsi="Times New Roman"/>
-          <w:sz w:val="24"/>
-          <w:szCs w:val="24"/>
-          <w:lang w:val="en-US"/>
-        </w:rPr>
-        <w:t xml:space="preserve">íaz, M. (2014). The effect of an extinction retrieval cue on ABC renewal and spontaneous recovery in human fear conditioning. </w:t>
-      </w:r>
-      <w:r>
-        <w:rPr>
-          <w:rFonts w:ascii="Times New Roman" w:hAnsi="Times New Roman"/>
-          <w:sz w:val="24"/>
-          <w:szCs w:val="24"/>
-          <w:lang w:val="es-CL"/>
-        </w:rPr>
-        <w:t>International Society for Comparative Psychology.</w:t>
+      <w:proofErr w:type="spellStart"/>
+      <w:r>
+        <w:rPr>
+          <w:rFonts w:ascii="Times New Roman" w:hAnsi="Times New Roman"/>
+          <w:sz w:val="24"/>
+          <w:szCs w:val="24"/>
+          <w:lang w:val="en-US"/>
+        </w:rPr>
+        <w:t>íaz</w:t>
+      </w:r>
+      <w:proofErr w:type="spellEnd"/>
+      <w:r>
+        <w:rPr>
+          <w:rFonts w:ascii="Times New Roman" w:hAnsi="Times New Roman"/>
+          <w:sz w:val="24"/>
+          <w:szCs w:val="24"/>
+          <w:lang w:val="en-US"/>
+        </w:rPr>
+        <w:t xml:space="preserve">, M. (2014). The effect of an extinction retrieval cue on ABC renewal and spontaneous recovery in human fear conditioning. </w:t>
+      </w:r>
+      <w:r>
+        <w:rPr>
+          <w:rFonts w:ascii="Times New Roman" w:hAnsi="Times New Roman"/>
+          <w:sz w:val="24"/>
+          <w:szCs w:val="24"/>
+          <w:lang w:val="es-CL"/>
+        </w:rPr>
+        <w:t xml:space="preserve">International </w:t>
+      </w:r>
+      <w:proofErr w:type="spellStart"/>
+      <w:r>
+        <w:rPr>
+          <w:rFonts w:ascii="Times New Roman" w:hAnsi="Times New Roman"/>
+          <w:sz w:val="24"/>
+          <w:szCs w:val="24"/>
+          <w:lang w:val="es-CL"/>
+        </w:rPr>
+        <w:t>Society</w:t>
+      </w:r>
+      <w:proofErr w:type="spellEnd"/>
+      <w:r>
+        <w:rPr>
+          <w:rFonts w:ascii="Times New Roman" w:hAnsi="Times New Roman"/>
+          <w:sz w:val="24"/>
+          <w:szCs w:val="24"/>
+          <w:lang w:val="es-CL"/>
+        </w:rPr>
+        <w:t xml:space="preserve"> </w:t>
+      </w:r>
+      <w:proofErr w:type="spellStart"/>
+      <w:r>
+        <w:rPr>
+          <w:rFonts w:ascii="Times New Roman" w:hAnsi="Times New Roman"/>
+          <w:sz w:val="24"/>
+          <w:szCs w:val="24"/>
+          <w:lang w:val="es-CL"/>
+        </w:rPr>
+        <w:t>for</w:t>
+      </w:r>
+      <w:proofErr w:type="spellEnd"/>
+      <w:r>
+        <w:rPr>
+          <w:rFonts w:ascii="Times New Roman" w:hAnsi="Times New Roman"/>
+          <w:sz w:val="24"/>
+          <w:szCs w:val="24"/>
+          <w:lang w:val="es-CL"/>
+        </w:rPr>
+        <w:t xml:space="preserve"> </w:t>
+      </w:r>
+      <w:proofErr w:type="spellStart"/>
+      <w:r>
+        <w:rPr>
+          <w:rFonts w:ascii="Times New Roman" w:hAnsi="Times New Roman"/>
+          <w:sz w:val="24"/>
+          <w:szCs w:val="24"/>
+          <w:lang w:val="es-CL"/>
+        </w:rPr>
+        <w:t>Comparative</w:t>
+      </w:r>
+      <w:proofErr w:type="spellEnd"/>
+      <w:r>
+        <w:rPr>
+          <w:rFonts w:ascii="Times New Roman" w:hAnsi="Times New Roman"/>
+          <w:sz w:val="24"/>
+          <w:szCs w:val="24"/>
+          <w:lang w:val="es-CL"/>
+        </w:rPr>
+        <w:t xml:space="preserve"> </w:t>
+      </w:r>
+      <w:proofErr w:type="spellStart"/>
+      <w:r>
+        <w:rPr>
+          <w:rFonts w:ascii="Times New Roman" w:hAnsi="Times New Roman"/>
+          <w:sz w:val="24"/>
+          <w:szCs w:val="24"/>
+          <w:lang w:val="es-CL"/>
+        </w:rPr>
+        <w:t>Psychology</w:t>
+      </w:r>
+      <w:proofErr w:type="spellEnd"/>
+      <w:r>
+        <w:rPr>
+          <w:rFonts w:ascii="Times New Roman" w:hAnsi="Times New Roman"/>
+          <w:sz w:val="24"/>
+          <w:szCs w:val="24"/>
+          <w:lang w:val="es-CL"/>
+        </w:rPr>
+        <w:t>.</w:t>
       </w:r>
     </w:p>
     <w:p>
@@ -3996,8 +5456,9 @@
           <w:shd w:val="solid" w:color="FFFFFF" w:fill="FFFFFF"/>
           <w:lang w:val="es-CL"/>
         </w:rPr>
-        <w:t>, Bórquez, M.</w:t>
-      </w:r>
+        <w:t xml:space="preserve">, </w:t>
+      </w:r>
+      <w:proofErr w:type="spellStart"/>
       <w:r>
         <w:rPr>
           <w:rFonts w:ascii="Times New Roman" w:hAnsi="Times New Roman" w:cs="Times New Roman"/>
@@ -4007,8 +5468,9 @@
           <w:shd w:val="solid" w:color="FFFFFF" w:fill="FFFFFF"/>
           <w:lang w:val="es-CL"/>
         </w:rPr>
-        <w:t>,</w:t>
-      </w:r>
+        <w:t>Bórquez</w:t>
+      </w:r>
+      <w:proofErr w:type="spellEnd"/>
       <w:r>
         <w:rPr>
           <w:rFonts w:ascii="Times New Roman" w:hAnsi="Times New Roman" w:cs="Times New Roman"/>
@@ -4018,7 +5480,53 @@
           <w:shd w:val="solid" w:color="FFFFFF" w:fill="FFFFFF"/>
           <w:lang w:val="es-CL"/>
         </w:rPr>
-        <w:t xml:space="preserve"> Inostroza, M.</w:t>
+        <w:t>, M.</w:t>
+      </w:r>
+      <w:r>
+        <w:rPr>
+          <w:rFonts w:ascii="Times New Roman" w:hAnsi="Times New Roman" w:cs="Times New Roman"/>
+          <w:b w:val="0"/>
+          <w:sz w:val="24"/>
+          <w:szCs w:val="24"/>
+          <w:shd w:val="solid" w:color="FFFFFF" w:fill="FFFFFF"/>
+          <w:lang w:val="es-CL"/>
+        </w:rPr>
+        <w:t>,</w:t>
+      </w:r>
+      <w:r>
+        <w:rPr>
+          <w:rFonts w:ascii="Times New Roman" w:hAnsi="Times New Roman" w:cs="Times New Roman"/>
+          <w:b w:val="0"/>
+          <w:sz w:val="24"/>
+          <w:szCs w:val="24"/>
+          <w:shd w:val="solid" w:color="FFFFFF" w:fill="FFFFFF"/>
+          <w:lang w:val="es-CL"/>
+        </w:rPr>
+        <w:t xml:space="preserve"> </w:t>
+      </w:r>
+      <w:proofErr w:type="spellStart"/>
+      <w:r>
+        <w:rPr>
+          <w:rFonts w:ascii="Times New Roman" w:hAnsi="Times New Roman" w:cs="Times New Roman"/>
+          <w:b w:val="0"/>
+          <w:sz w:val="24"/>
+          <w:szCs w:val="24"/>
+          <w:shd w:val="solid" w:color="FFFFFF" w:fill="FFFFFF"/>
+          <w:lang w:val="es-CL"/>
+        </w:rPr>
+        <w:t>Inostroza</w:t>
+      </w:r>
+      <w:proofErr w:type="spellEnd"/>
+      <w:r>
+        <w:rPr>
+          <w:rFonts w:ascii="Times New Roman" w:hAnsi="Times New Roman" w:cs="Times New Roman"/>
+          <w:b w:val="0"/>
+          <w:sz w:val="24"/>
+          <w:szCs w:val="24"/>
+          <w:shd w:val="solid" w:color="FFFFFF" w:fill="FFFFFF"/>
+          <w:lang w:val="es-CL"/>
+        </w:rPr>
+        <w:t>, M.</w:t>
       </w:r>
       <w:r>
         <w:rPr>
@@ -4106,7 +5614,6 @@
           <w:szCs w:val="24"/>
           <w:lang w:val="es-CL" w:eastAsia="ko-KR"/>
         </w:rPr>
-        <w:lastRenderedPageBreak/>
         <w:t xml:space="preserve">González, V., </w:t>
       </w:r>
       <w:r>
@@ -4200,7 +5707,33 @@
           <w:szCs w:val="24"/>
           <w:lang w:val="es-CL"/>
         </w:rPr>
-        <w:t xml:space="preserve">González, V., Contreras, M. P., Navarro, V. M., Borquez, M., Quezada, V., Laborda, M., Betancourt, R. (2013). Tolerancia asociativa al etanol: aportes del laboratorio experimental para mejorar la terapia de exposición a las claves. </w:t>
+        <w:t xml:space="preserve">González, V., Contreras, M. P., Navarro, V. M., </w:t>
+      </w:r>
+      <w:proofErr w:type="spellStart"/>
+      <w:r>
+        <w:rPr>
+          <w:rFonts w:ascii="Times New Roman" w:eastAsia="Calibri" w:hAnsi="Times New Roman" w:cs="Times New Roman"/>
+          <w:b w:val="0"/>
+          <w:bCs w:val="0"/>
+          <w:color w:val="auto"/>
+          <w:sz w:val="24"/>
+          <w:szCs w:val="24"/>
+          <w:lang w:val="es-CL"/>
+        </w:rPr>
+        <w:t>Borquez</w:t>
+      </w:r>
+      <w:proofErr w:type="spellEnd"/>
+      <w:r>
+        <w:rPr>
+          <w:rFonts w:ascii="Times New Roman" w:eastAsia="Calibri" w:hAnsi="Times New Roman" w:cs="Times New Roman"/>
+          <w:b w:val="0"/>
+          <w:bCs w:val="0"/>
+          <w:color w:val="auto"/>
+          <w:sz w:val="24"/>
+          <w:szCs w:val="24"/>
+          <w:lang w:val="es-CL"/>
+        </w:rPr>
+        <w:t xml:space="preserve">, M., Quezada, V., Laborda, M., Betancourt, R. (2013). Tolerancia asociativa al etanol: aportes del laboratorio experimental para mejorar la terapia de exposición a las claves. </w:t>
       </w:r>
       <w:r>
         <w:rPr>
@@ -4213,7 +5746,147 @@
           <w:shd w:val="solid" w:color="FFFFFF" w:fill="FFFFFF"/>
           <w:lang w:val="es-CL"/>
         </w:rPr>
-        <w:t>7th World Congress of Behavioral and Cognitive Therapies.</w:t>
+        <w:t xml:space="preserve">7th </w:t>
+      </w:r>
+      <w:proofErr w:type="spellStart"/>
+      <w:r>
+        <w:rPr>
+          <w:rFonts w:ascii="Times New Roman" w:hAnsi="Times New Roman" w:cs="Times New Roman"/>
+          <w:b w:val="0"/>
+          <w:bCs w:val="0"/>
+          <w:color w:val="auto"/>
+          <w:sz w:val="24"/>
+          <w:szCs w:val="24"/>
+          <w:shd w:val="solid" w:color="FFFFFF" w:fill="FFFFFF"/>
+          <w:lang w:val="es-CL"/>
+        </w:rPr>
+        <w:t>World</w:t>
+      </w:r>
+      <w:proofErr w:type="spellEnd"/>
+      <w:r>
+        <w:rPr>
+          <w:rFonts w:ascii="Times New Roman" w:hAnsi="Times New Roman" w:cs="Times New Roman"/>
+          <w:b w:val="0"/>
+          <w:bCs w:val="0"/>
+          <w:color w:val="auto"/>
+          <w:sz w:val="24"/>
+          <w:szCs w:val="24"/>
+          <w:shd w:val="solid" w:color="FFFFFF" w:fill="FFFFFF"/>
+          <w:lang w:val="es-CL"/>
+        </w:rPr>
+        <w:t xml:space="preserve"> </w:t>
+      </w:r>
+      <w:proofErr w:type="spellStart"/>
+      <w:r>
+        <w:rPr>
+          <w:rFonts w:ascii="Times New Roman" w:hAnsi="Times New Roman" w:cs="Times New Roman"/>
+          <w:b w:val="0"/>
+          <w:bCs w:val="0"/>
+          <w:color w:val="auto"/>
+          <w:sz w:val="24"/>
+          <w:szCs w:val="24"/>
+          <w:shd w:val="solid" w:color="FFFFFF" w:fill="FFFFFF"/>
+          <w:lang w:val="es-CL"/>
+        </w:rPr>
+        <w:t>Congress</w:t>
+      </w:r>
+      <w:proofErr w:type="spellEnd"/>
+      <w:r>
+        <w:rPr>
+          <w:rFonts w:ascii="Times New Roman" w:hAnsi="Times New Roman" w:cs="Times New Roman"/>
+          <w:b w:val="0"/>
+          <w:bCs w:val="0"/>
+          <w:color w:val="auto"/>
+          <w:sz w:val="24"/>
+          <w:szCs w:val="24"/>
+          <w:shd w:val="solid" w:color="FFFFFF" w:fill="FFFFFF"/>
+          <w:lang w:val="es-CL"/>
+        </w:rPr>
+        <w:t xml:space="preserve"> of </w:t>
+      </w:r>
+      <w:proofErr w:type="spellStart"/>
+      <w:r>
+        <w:rPr>
+          <w:rFonts w:ascii="Times New Roman" w:hAnsi="Times New Roman" w:cs="Times New Roman"/>
+          <w:b w:val="0"/>
+          <w:bCs w:val="0"/>
+          <w:color w:val="auto"/>
+          <w:sz w:val="24"/>
+          <w:szCs w:val="24"/>
+          <w:shd w:val="solid" w:color="FFFFFF" w:fill="FFFFFF"/>
+          <w:lang w:val="es-CL"/>
+        </w:rPr>
+        <w:t>Behavioral</w:t>
+      </w:r>
+      <w:proofErr w:type="spellEnd"/>
+      <w:r>
+        <w:rPr>
+          <w:rFonts w:ascii="Times New Roman" w:hAnsi="Times New Roman" w:cs="Times New Roman"/>
+          <w:b w:val="0"/>
+          <w:bCs w:val="0"/>
+          <w:color w:val="auto"/>
+          <w:sz w:val="24"/>
+          <w:szCs w:val="24"/>
+          <w:shd w:val="solid" w:color="FFFFFF" w:fill="FFFFFF"/>
+          <w:lang w:val="es-CL"/>
+        </w:rPr>
+        <w:t xml:space="preserve"> and </w:t>
+      </w:r>
+      <w:proofErr w:type="spellStart"/>
+      <w:r>
+        <w:rPr>
+          <w:rFonts w:ascii="Times New Roman" w:hAnsi="Times New Roman" w:cs="Times New Roman"/>
+          <w:b w:val="0"/>
+          <w:bCs w:val="0"/>
+          <w:color w:val="auto"/>
+          <w:sz w:val="24"/>
+          <w:szCs w:val="24"/>
+          <w:shd w:val="solid" w:color="FFFFFF" w:fill="FFFFFF"/>
+          <w:lang w:val="es-CL"/>
+        </w:rPr>
+        <w:t>Cognitive</w:t>
+      </w:r>
+      <w:proofErr w:type="spellEnd"/>
+      <w:r>
+        <w:rPr>
+          <w:rFonts w:ascii="Times New Roman" w:hAnsi="Times New Roman" w:cs="Times New Roman"/>
+          <w:b w:val="0"/>
+          <w:bCs w:val="0"/>
+          <w:color w:val="auto"/>
+          <w:sz w:val="24"/>
+          <w:szCs w:val="24"/>
+          <w:shd w:val="solid" w:color="FFFFFF" w:fill="FFFFFF"/>
+          <w:lang w:val="es-CL"/>
+        </w:rPr>
+        <w:t xml:space="preserve"> </w:t>
+      </w:r>
+      <w:proofErr w:type="spellStart"/>
+      <w:r>
+        <w:rPr>
+          <w:rFonts w:ascii="Times New Roman" w:hAnsi="Times New Roman" w:cs="Times New Roman"/>
+          <w:b w:val="0"/>
+          <w:bCs w:val="0"/>
+          <w:color w:val="auto"/>
+          <w:sz w:val="24"/>
+          <w:szCs w:val="24"/>
+          <w:shd w:val="solid" w:color="FFFFFF" w:fill="FFFFFF"/>
+          <w:lang w:val="es-CL"/>
+        </w:rPr>
+        <w:t>Therapies</w:t>
+      </w:r>
+      <w:proofErr w:type="spellEnd"/>
+      <w:r>
+        <w:rPr>
+          <w:rFonts w:ascii="Times New Roman" w:hAnsi="Times New Roman" w:cs="Times New Roman"/>
+          <w:b w:val="0"/>
+          <w:bCs w:val="0"/>
+          <w:color w:val="auto"/>
+          <w:sz w:val="24"/>
+          <w:szCs w:val="24"/>
+          <w:shd w:val="solid" w:color="FFFFFF" w:fill="FFFFFF"/>
+          <w:lang w:val="es-CL"/>
+        </w:rPr>
+        <w:t>.</w:t>
       </w:r>
     </w:p>
     <w:p>
@@ -4257,8 +5930,9 @@
           <w:shd w:val="solid" w:color="FFFFFF" w:fill="FFFFFF"/>
           <w:lang w:val="es-CL"/>
         </w:rPr>
-        <w:t>, Bórquez, M., Alfaro, F., Quezada, V., Betancourt, R., Contreras, M.P., González, V.</w:t>
-      </w:r>
+        <w:t xml:space="preserve">, </w:t>
+      </w:r>
+      <w:proofErr w:type="spellStart"/>
       <w:r>
         <w:rPr>
           <w:rFonts w:ascii="Times New Roman" w:hAnsi="Times New Roman" w:cs="Times New Roman"/>
@@ -4270,8 +5944,9 @@
           <w:shd w:val="solid" w:color="FFFFFF" w:fill="FFFFFF"/>
           <w:lang w:val="es-CL"/>
         </w:rPr>
-        <w:t>,</w:t>
-      </w:r>
+        <w:t>Bórquez</w:t>
+      </w:r>
+      <w:proofErr w:type="spellEnd"/>
       <w:r>
         <w:rPr>
           <w:rFonts w:ascii="Times New Roman" w:hAnsi="Times New Roman" w:cs="Times New Roman"/>
@@ -4283,7 +5958,7 @@
           <w:shd w:val="solid" w:color="FFFFFF" w:fill="FFFFFF"/>
           <w:lang w:val="es-CL"/>
         </w:rPr>
-        <w:t xml:space="preserve"> &amp; Laborda, M. (2013) Claves de extinction y su efecto en la readquisición de una respuesta de tolerancia asociativa al etanol. </w:t>
+        <w:t>, M., Alfaro, F., Quezada, V., Betancourt, R., Contreras, M.P., González, V.</w:t>
       </w:r>
       <w:r>
         <w:rPr>
@@ -4294,6 +5969,60 @@
           <w:sz w:val="24"/>
           <w:szCs w:val="24"/>
           <w:shd w:val="solid" w:color="FFFFFF" w:fill="FFFFFF"/>
+          <w:lang w:val="es-CL"/>
+        </w:rPr>
+        <w:t>,</w:t>
+      </w:r>
+      <w:r>
+        <w:rPr>
+          <w:rFonts w:ascii="Times New Roman" w:hAnsi="Times New Roman" w:cs="Times New Roman"/>
+          <w:b w:val="0"/>
+          <w:bCs w:val="0"/>
+          <w:color w:val="auto"/>
+          <w:sz w:val="24"/>
+          <w:szCs w:val="24"/>
+          <w:shd w:val="solid" w:color="FFFFFF" w:fill="FFFFFF"/>
+          <w:lang w:val="es-CL"/>
+        </w:rPr>
+        <w:t xml:space="preserve"> &amp; Laborda, M. (2013) Claves de </w:t>
+      </w:r>
+      <w:proofErr w:type="spellStart"/>
+      <w:r>
+        <w:rPr>
+          <w:rFonts w:ascii="Times New Roman" w:hAnsi="Times New Roman" w:cs="Times New Roman"/>
+          <w:b w:val="0"/>
+          <w:bCs w:val="0"/>
+          <w:color w:val="auto"/>
+          <w:sz w:val="24"/>
+          <w:szCs w:val="24"/>
+          <w:shd w:val="solid" w:color="FFFFFF" w:fill="FFFFFF"/>
+          <w:lang w:val="es-CL"/>
+        </w:rPr>
+        <w:t>extinction</w:t>
+      </w:r>
+      <w:proofErr w:type="spellEnd"/>
+      <w:r>
+        <w:rPr>
+          <w:rFonts w:ascii="Times New Roman" w:hAnsi="Times New Roman" w:cs="Times New Roman"/>
+          <w:b w:val="0"/>
+          <w:bCs w:val="0"/>
+          <w:color w:val="auto"/>
+          <w:sz w:val="24"/>
+          <w:szCs w:val="24"/>
+          <w:shd w:val="solid" w:color="FFFFFF" w:fill="FFFFFF"/>
+          <w:lang w:val="es-CL"/>
+        </w:rPr>
+        <w:t xml:space="preserve"> y su efecto en la readquisición de una respuesta de tolerancia asociativa al etanol. </w:t>
+      </w:r>
+      <w:r>
+        <w:rPr>
+          <w:rFonts w:ascii="Times New Roman" w:hAnsi="Times New Roman" w:cs="Times New Roman"/>
+          <w:b w:val="0"/>
+          <w:bCs w:val="0"/>
+          <w:color w:val="auto"/>
+          <w:sz w:val="24"/>
+          <w:szCs w:val="24"/>
+          <w:shd w:val="solid" w:color="FFFFFF" w:fill="FFFFFF"/>
           <w:lang w:val="en-US"/>
         </w:rPr>
         <w:t>7th World Congress of Behavioral and Cognitive Therapies.</w:t>
@@ -4423,8 +6152,9 @@
           <w:shd w:val="solid" w:color="FFFFFF" w:fill="FFFFFF"/>
           <w:lang w:val="es-CL"/>
         </w:rPr>
-        <w:t>t, R., Bórquez, M., Laborda, M.</w:t>
-      </w:r>
+        <w:t xml:space="preserve">t, R., </w:t>
+      </w:r>
+      <w:proofErr w:type="spellStart"/>
       <w:r>
         <w:rPr>
           <w:rFonts w:ascii="Times New Roman" w:hAnsi="Times New Roman" w:cs="Times New Roman"/>
@@ -4436,8 +6166,9 @@
           <w:shd w:val="solid" w:color="FFFFFF" w:fill="FFFFFF"/>
           <w:lang w:val="es-CL"/>
         </w:rPr>
-        <w:t xml:space="preserve">, Miguez, G., </w:t>
-      </w:r>
+        <w:t>Bórquez</w:t>
+      </w:r>
+      <w:proofErr w:type="spellEnd"/>
       <w:r>
         <w:rPr>
           <w:rFonts w:ascii="Times New Roman" w:hAnsi="Times New Roman" w:cs="Times New Roman"/>
@@ -4449,7 +6180,7 @@
           <w:shd w:val="solid" w:color="FFFFFF" w:fill="FFFFFF"/>
           <w:lang w:val="es-CL"/>
         </w:rPr>
-        <w:t>Navarro, V. M.</w:t>
+        <w:t>, M., Laborda, M.</w:t>
       </w:r>
       <w:r>
         <w:rPr>
@@ -4462,8 +6193,9 @@
           <w:shd w:val="solid" w:color="FFFFFF" w:fill="FFFFFF"/>
           <w:lang w:val="es-CL"/>
         </w:rPr>
-        <w:t>, &amp; Quezada, V. E. (2011). El efecto de las claves de extinción en l</w:t>
-      </w:r>
+        <w:t xml:space="preserve">, </w:t>
+      </w:r>
+      <w:proofErr w:type="spellStart"/>
       <w:r>
         <w:rPr>
           <w:rFonts w:ascii="Times New Roman" w:hAnsi="Times New Roman" w:cs="Times New Roman"/>
@@ -4475,8 +6207,9 @@
           <w:shd w:val="solid" w:color="FFFFFF" w:fill="FFFFFF"/>
           <w:lang w:val="es-CL"/>
         </w:rPr>
-        <w:t>a recuperación de respuestas</w:t>
-      </w:r>
+        <w:t>Miguez</w:t>
+      </w:r>
+      <w:proofErr w:type="spellEnd"/>
       <w:r>
         <w:rPr>
           <w:rFonts w:ascii="Times New Roman" w:hAnsi="Times New Roman" w:cs="Times New Roman"/>
@@ -4488,7 +6221,7 @@
           <w:shd w:val="solid" w:color="FFFFFF" w:fill="FFFFFF"/>
           <w:lang w:val="es-CL"/>
         </w:rPr>
-        <w:t>.</w:t>
+        <w:t xml:space="preserve">, G., </w:t>
       </w:r>
       <w:r>
         <w:rPr>
@@ -4501,7 +6234,7 @@
           <w:shd w:val="solid" w:color="FFFFFF" w:fill="FFFFFF"/>
           <w:lang w:val="es-CL"/>
         </w:rPr>
-        <w:t xml:space="preserve"> </w:t>
+        <w:t>Navarro, V. M.</w:t>
       </w:r>
       <w:r>
         <w:rPr>
@@ -4514,6 +6247,58 @@
           <w:shd w:val="solid" w:color="FFFFFF" w:fill="FFFFFF"/>
           <w:lang w:val="es-CL"/>
         </w:rPr>
+        <w:t>, &amp; Quezada, V. E. (2011). El efecto de las claves de extinción en l</w:t>
+      </w:r>
+      <w:r>
+        <w:rPr>
+          <w:rFonts w:ascii="Times New Roman" w:hAnsi="Times New Roman" w:cs="Times New Roman"/>
+          <w:b w:val="0"/>
+          <w:bCs w:val="0"/>
+          <w:color w:val="auto"/>
+          <w:sz w:val="24"/>
+          <w:szCs w:val="24"/>
+          <w:shd w:val="solid" w:color="FFFFFF" w:fill="FFFFFF"/>
+          <w:lang w:val="es-CL"/>
+        </w:rPr>
+        <w:t>a recuperación de respuestas</w:t>
+      </w:r>
+      <w:r>
+        <w:rPr>
+          <w:rFonts w:ascii="Times New Roman" w:hAnsi="Times New Roman" w:cs="Times New Roman"/>
+          <w:b w:val="0"/>
+          <w:bCs w:val="0"/>
+          <w:color w:val="auto"/>
+          <w:sz w:val="24"/>
+          <w:szCs w:val="24"/>
+          <w:shd w:val="solid" w:color="FFFFFF" w:fill="FFFFFF"/>
+          <w:lang w:val="es-CL"/>
+        </w:rPr>
+        <w:t>.</w:t>
+      </w:r>
+      <w:r>
+        <w:rPr>
+          <w:rFonts w:ascii="Times New Roman" w:hAnsi="Times New Roman" w:cs="Times New Roman"/>
+          <w:b w:val="0"/>
+          <w:bCs w:val="0"/>
+          <w:color w:val="auto"/>
+          <w:sz w:val="24"/>
+          <w:szCs w:val="24"/>
+          <w:shd w:val="solid" w:color="FFFFFF" w:fill="FFFFFF"/>
+          <w:lang w:val="es-CL"/>
+        </w:rPr>
+        <w:t xml:space="preserve"> </w:t>
+      </w:r>
+      <w:r>
+        <w:rPr>
+          <w:rFonts w:ascii="Times New Roman" w:hAnsi="Times New Roman" w:cs="Times New Roman"/>
+          <w:b w:val="0"/>
+          <w:bCs w:val="0"/>
+          <w:color w:val="auto"/>
+          <w:sz w:val="24"/>
+          <w:szCs w:val="24"/>
+          <w:shd w:val="solid" w:color="FFFFFF" w:fill="FFFFFF"/>
+          <w:lang w:val="es-CL"/>
+        </w:rPr>
         <w:t>VI Congreso Chileno de Psicología.</w:t>
       </w:r>
     </w:p>
@@ -4545,8 +6330,9 @@
           <w:shd w:val="solid" w:color="FFFFFF" w:fill="FFFFFF"/>
           <w:lang w:val="es-CL"/>
         </w:rPr>
-        <w:t xml:space="preserve">Alfaro, F., Betancourt, R. Bórquez, M., </w:t>
-      </w:r>
+        <w:t xml:space="preserve">Alfaro, F., Betancourt, R. </w:t>
+      </w:r>
+      <w:proofErr w:type="spellStart"/>
       <w:r>
         <w:rPr>
           <w:rFonts w:ascii="Times New Roman" w:hAnsi="Times New Roman" w:cs="Times New Roman"/>
@@ -4558,8 +6344,9 @@
           <w:shd w:val="solid" w:color="FFFFFF" w:fill="FFFFFF"/>
           <w:lang w:val="es-CL"/>
         </w:rPr>
-        <w:t>Navarro, V. M.</w:t>
-      </w:r>
+        <w:t>Bórquez</w:t>
+      </w:r>
+      <w:proofErr w:type="spellEnd"/>
       <w:r>
         <w:rPr>
           <w:rFonts w:ascii="Times New Roman" w:hAnsi="Times New Roman" w:cs="Times New Roman"/>
@@ -4571,7 +6358,7 @@
           <w:shd w:val="solid" w:color="FFFFFF" w:fill="FFFFFF"/>
           <w:lang w:val="es-CL"/>
         </w:rPr>
-        <w:t>, &amp; (2011). Transferencia de claves asociadas a la extinción de una respuesta de tolerancia. XXXIII Congreso Inte</w:t>
+        <w:t xml:space="preserve">, M., </w:t>
       </w:r>
       <w:r>
         <w:rPr>
@@ -4584,6 +6371,32 @@
           <w:shd w:val="solid" w:color="FFFFFF" w:fill="FFFFFF"/>
           <w:lang w:val="es-CL"/>
         </w:rPr>
+        <w:t>Navarro, V. M.</w:t>
+      </w:r>
+      <w:r>
+        <w:rPr>
+          <w:rFonts w:ascii="Times New Roman" w:hAnsi="Times New Roman" w:cs="Times New Roman"/>
+          <w:b w:val="0"/>
+          <w:bCs w:val="0"/>
+          <w:color w:val="auto"/>
+          <w:sz w:val="24"/>
+          <w:szCs w:val="24"/>
+          <w:shd w:val="solid" w:color="FFFFFF" w:fill="FFFFFF"/>
+          <w:lang w:val="es-CL"/>
+        </w:rPr>
+        <w:t>, &amp; (2011). Transferencia de claves asociadas a la extinción de una respuesta de tolerancia. XXXIII Congreso Inte</w:t>
+      </w:r>
+      <w:r>
+        <w:rPr>
+          <w:rFonts w:ascii="Times New Roman" w:hAnsi="Times New Roman" w:cs="Times New Roman"/>
+          <w:b w:val="0"/>
+          <w:bCs w:val="0"/>
+          <w:color w:val="auto"/>
+          <w:sz w:val="24"/>
+          <w:szCs w:val="24"/>
+          <w:shd w:val="solid" w:color="FFFFFF" w:fill="FFFFFF"/>
+          <w:lang w:val="es-CL"/>
+        </w:rPr>
         <w:t>ramericano de Psicología.</w:t>
       </w:r>
     </w:p>
@@ -4615,8 +6428,9 @@
           <w:shd w:val="solid" w:color="FFFFFF" w:fill="FFFFFF"/>
           <w:lang w:val="es-CL"/>
         </w:rPr>
-        <w:t xml:space="preserve">Betancourt, R., Bórquez, M., </w:t>
-      </w:r>
+        <w:t xml:space="preserve">Betancourt, R., </w:t>
+      </w:r>
+      <w:proofErr w:type="spellStart"/>
       <w:r>
         <w:rPr>
           <w:rFonts w:ascii="Times New Roman" w:hAnsi="Times New Roman" w:cs="Times New Roman"/>
@@ -4628,8 +6442,9 @@
           <w:shd w:val="solid" w:color="FFFFFF" w:fill="FFFFFF"/>
           <w:lang w:val="es-CL"/>
         </w:rPr>
-        <w:t>Navarro, V. M.</w:t>
-      </w:r>
+        <w:t>Bórquez</w:t>
+      </w:r>
+      <w:proofErr w:type="spellEnd"/>
       <w:r>
         <w:rPr>
           <w:rFonts w:ascii="Times New Roman" w:hAnsi="Times New Roman" w:cs="Times New Roman"/>
@@ -4641,7 +6456,7 @@
           <w:shd w:val="solid" w:color="FFFFFF" w:fill="FFFFFF"/>
           <w:lang w:val="es-CL"/>
         </w:rPr>
-        <w:t xml:space="preserve">, Zavala. E. &amp; Alfaro., F. (2010). Asociaciones parciales en la extinción y el efecto de estimulación aversiva en la readquisición de la respuesta condicionada al etanol en ratas. </w:t>
+        <w:t xml:space="preserve">, M., </w:t>
       </w:r>
       <w:r>
         <w:rPr>
@@ -4652,9 +6467,9 @@
           <w:sz w:val="24"/>
           <w:szCs w:val="24"/>
           <w:shd w:val="solid" w:color="FFFFFF" w:fill="FFFFFF"/>
-          <w:lang w:val="en-US"/>
-        </w:rPr>
-        <w:t>III Congreso Regional de la Sociedad I</w:t>
+          <w:lang w:val="es-CL"/>
+        </w:rPr>
+        <w:t>Navarro, V. M.</w:t>
       </w:r>
       <w:r>
         <w:rPr>
@@ -4665,9 +6480,9 @@
           <w:sz w:val="24"/>
           <w:szCs w:val="24"/>
           <w:shd w:val="solid" w:color="FFFFFF" w:fill="FFFFFF"/>
-          <w:lang w:val="en-US"/>
-        </w:rPr>
-        <w:t>nteramericana de Psicología</w:t>
+          <w:lang w:val="es-CL"/>
+        </w:rPr>
+        <w:t xml:space="preserve">, Zavala. E. &amp; Alfaro., F. (2010). Asociaciones parciales en la extinción y el efecto de estimulación aversiva en la readquisición de la respuesta condicionada al etanol en ratas. </w:t>
       </w:r>
       <w:r>
         <w:rPr>
@@ -4680,8 +6495,135 @@
           <w:shd w:val="solid" w:color="FFFFFF" w:fill="FFFFFF"/>
           <w:lang w:val="en-US"/>
         </w:rPr>
+        <w:t xml:space="preserve">III </w:t>
+      </w:r>
+      <w:proofErr w:type="spellStart"/>
+      <w:r>
+        <w:rPr>
+          <w:rFonts w:ascii="Times New Roman" w:hAnsi="Times New Roman" w:cs="Times New Roman"/>
+          <w:b w:val="0"/>
+          <w:bCs w:val="0"/>
+          <w:color w:val="auto"/>
+          <w:sz w:val="24"/>
+          <w:szCs w:val="24"/>
+          <w:shd w:val="solid" w:color="FFFFFF" w:fill="FFFFFF"/>
+          <w:lang w:val="en-US"/>
+        </w:rPr>
+        <w:t>Congreso</w:t>
+      </w:r>
+      <w:proofErr w:type="spellEnd"/>
+      <w:r>
+        <w:rPr>
+          <w:rFonts w:ascii="Times New Roman" w:hAnsi="Times New Roman" w:cs="Times New Roman"/>
+          <w:b w:val="0"/>
+          <w:bCs w:val="0"/>
+          <w:color w:val="auto"/>
+          <w:sz w:val="24"/>
+          <w:szCs w:val="24"/>
+          <w:shd w:val="solid" w:color="FFFFFF" w:fill="FFFFFF"/>
+          <w:lang w:val="en-US"/>
+        </w:rPr>
+        <w:t xml:space="preserve"> Regional de la </w:t>
+      </w:r>
+      <w:proofErr w:type="spellStart"/>
+      <w:r>
+        <w:rPr>
+          <w:rFonts w:ascii="Times New Roman" w:hAnsi="Times New Roman" w:cs="Times New Roman"/>
+          <w:b w:val="0"/>
+          <w:bCs w:val="0"/>
+          <w:color w:val="auto"/>
+          <w:sz w:val="24"/>
+          <w:szCs w:val="24"/>
+          <w:shd w:val="solid" w:color="FFFFFF" w:fill="FFFFFF"/>
+          <w:lang w:val="en-US"/>
+        </w:rPr>
+        <w:t>Sociedad</w:t>
+      </w:r>
+      <w:proofErr w:type="spellEnd"/>
+      <w:r>
+        <w:rPr>
+          <w:rFonts w:ascii="Times New Roman" w:hAnsi="Times New Roman" w:cs="Times New Roman"/>
+          <w:b w:val="0"/>
+          <w:bCs w:val="0"/>
+          <w:color w:val="auto"/>
+          <w:sz w:val="24"/>
+          <w:szCs w:val="24"/>
+          <w:shd w:val="solid" w:color="FFFFFF" w:fill="FFFFFF"/>
+          <w:lang w:val="en-US"/>
+        </w:rPr>
+        <w:t xml:space="preserve"> </w:t>
+      </w:r>
+      <w:proofErr w:type="spellStart"/>
+      <w:r>
+        <w:rPr>
+          <w:rFonts w:ascii="Times New Roman" w:hAnsi="Times New Roman" w:cs="Times New Roman"/>
+          <w:b w:val="0"/>
+          <w:bCs w:val="0"/>
+          <w:color w:val="auto"/>
+          <w:sz w:val="24"/>
+          <w:szCs w:val="24"/>
+          <w:shd w:val="solid" w:color="FFFFFF" w:fill="FFFFFF"/>
+          <w:lang w:val="en-US"/>
+        </w:rPr>
+        <w:t>I</w:t>
+      </w:r>
+      <w:r>
+        <w:rPr>
+          <w:rFonts w:ascii="Times New Roman" w:hAnsi="Times New Roman" w:cs="Times New Roman"/>
+          <w:b w:val="0"/>
+          <w:bCs w:val="0"/>
+          <w:color w:val="auto"/>
+          <w:sz w:val="24"/>
+          <w:szCs w:val="24"/>
+          <w:shd w:val="solid" w:color="FFFFFF" w:fill="FFFFFF"/>
+          <w:lang w:val="en-US"/>
+        </w:rPr>
+        <w:t>nteramericana</w:t>
+      </w:r>
+      <w:proofErr w:type="spellEnd"/>
+      <w:r>
+        <w:rPr>
+          <w:rFonts w:ascii="Times New Roman" w:hAnsi="Times New Roman" w:cs="Times New Roman"/>
+          <w:b w:val="0"/>
+          <w:bCs w:val="0"/>
+          <w:color w:val="auto"/>
+          <w:sz w:val="24"/>
+          <w:szCs w:val="24"/>
+          <w:shd w:val="solid" w:color="FFFFFF" w:fill="FFFFFF"/>
+          <w:lang w:val="en-US"/>
+        </w:rPr>
+        <w:t xml:space="preserve"> de </w:t>
+      </w:r>
+      <w:proofErr w:type="spellStart"/>
+      <w:r>
+        <w:rPr>
+          <w:rFonts w:ascii="Times New Roman" w:hAnsi="Times New Roman" w:cs="Times New Roman"/>
+          <w:b w:val="0"/>
+          <w:bCs w:val="0"/>
+          <w:color w:val="auto"/>
+          <w:sz w:val="24"/>
+          <w:szCs w:val="24"/>
+          <w:shd w:val="solid" w:color="FFFFFF" w:fill="FFFFFF"/>
+          <w:lang w:val="en-US"/>
+        </w:rPr>
+        <w:t>Psicología</w:t>
+      </w:r>
+      <w:proofErr w:type="spellEnd"/>
+      <w:r>
+        <w:rPr>
+          <w:rFonts w:ascii="Times New Roman" w:hAnsi="Times New Roman" w:cs="Times New Roman"/>
+          <w:b w:val="0"/>
+          <w:bCs w:val="0"/>
+          <w:color w:val="auto"/>
+          <w:sz w:val="24"/>
+          <w:szCs w:val="24"/>
+          <w:shd w:val="solid" w:color="FFFFFF" w:fill="FFFFFF"/>
+          <w:lang w:val="en-US"/>
+        </w:rPr>
         <w:t>.</w:t>
       </w:r>
+      <w:bookmarkStart w:id="0" w:name="_GoBack"/>
+      <w:bookmarkEnd w:id="0"/>
     </w:p>
     <w:sectPr>
       <w:pgSz w:w="11906" w:h="16838"/>
@@ -6851,6 +8793,29 @@
       <w:lang w:eastAsia="ko-KR"/>
     </w:rPr>
   </w:style>
+  <w:style w:type="paragraph" w:styleId="Heading4">
+    <w:name w:val="heading 4"/>
+    <w:basedOn w:val="Normal"/>
+    <w:next w:val="Normal"/>
+    <w:link w:val="Heading4Char"/>
+    <w:uiPriority w:val="9"/>
+    <w:semiHidden/>
+    <w:unhideWhenUsed/>
+    <w:qFormat/>
+    <w:rsid w:val="006D59FA"/>
+    <w:pPr>
+      <w:keepNext/>
+      <w:keepLines/>
+      <w:spacing w:before="40" w:after="0"/>
+      <w:outlineLvl w:val="3"/>
+    </w:pPr>
+    <w:rPr>
+      <w:rFonts w:asciiTheme="majorHAnsi" w:eastAsiaTheme="majorEastAsia" w:hAnsiTheme="majorHAnsi" w:cstheme="majorBidi"/>
+      <w:i/>
+      <w:iCs/>
+      <w:color w:val="365F91" w:themeColor="accent1" w:themeShade="BF"/>
+    </w:rPr>
+  </w:style>
   <w:style w:type="character" w:default="1" w:styleId="DefaultParagraphFont">
     <w:name w:val="Default Paragraph Font"/>
     <w:uiPriority w:val="1"/>
@@ -7049,6 +9014,21 @@
         <w:insideV w:val="single" w:sz="4" w:space="0" w:color="auto"/>
       </w:tblBorders>
     </w:tblPr>
+  </w:style>
+  <w:style w:type="character" w:customStyle="1" w:styleId="Heading4Char">
+    <w:name w:val="Heading 4 Char"/>
+    <w:basedOn w:val="DefaultParagraphFont"/>
+    <w:link w:val="Heading4"/>
+    <w:uiPriority w:val="9"/>
+    <w:semiHidden/>
+    <w:rsid w:val="006D59FA"/>
+    <w:rPr>
+      <w:rFonts w:asciiTheme="majorHAnsi" w:eastAsiaTheme="majorEastAsia" w:hAnsiTheme="majorHAnsi" w:cstheme="majorBidi"/>
+      <w:i/>
+      <w:iCs/>
+      <w:color w:val="365F91" w:themeColor="accent1" w:themeShade="BF"/>
+      <w:lang w:val="es-ES"/>
+    </w:rPr>
   </w:style>
 </w:styles>
 </file>
@@ -7343,7 +9323,7 @@
 </file>
 
 <file path=customXml/itemProps1.xml><?xml version="1.0" encoding="utf-8"?>
-<ds:datastoreItem xmlns:ds="http://schemas.openxmlformats.org/officeDocument/2006/customXml" ds:itemID="{F8E263A3-FC83-4FE2-B881-591B18B243C2}">
+<ds:datastoreItem xmlns:ds="http://schemas.openxmlformats.org/officeDocument/2006/customXml" ds:itemID="{E38A03D9-271A-4C7D-A7BF-7683764C27BF}">
   <ds:schemaRefs>
     <ds:schemaRef ds:uri="http://schemas.openxmlformats.org/officeDocument/2006/bibliography"/>
   </ds:schemaRefs>
